--- a/zaini_case_audit_output/outputs/word/documents/112_ضبط جلسة رقم 34 يوم 12-02-1445 هـ للقضية رقم 42824717.docx
+++ b/zaini_case_audit_output/outputs/word/documents/112_ضبط جلسة رقم 34 يوم 12-02-1445 هـ للقضية رقم 42824717.docx
@@ -70,15 +70,22 @@
     <w:p/>
     <w:p>
       <w:pPr>
+        <w:pStyle w:val="Heading2"/>
         <w:jc w:val="right"/>
         <w:bidi/>
       </w:pPr>
       <w:r>
-        <w:rPr>
-          <w:b w:val="0"/>
-          <w:i w:val="0"/>
-        </w:rPr>
-        <w:t>[صفحة 1]</w:t>
+        <w:t>صفحة 1</w:t>
+      </w:r>
+    </w:p>
+    <w:p>
+      <w:pPr>
+        <w:pStyle w:val="Heading2"/>
+        <w:jc w:val="right"/>
+        <w:bidi/>
+      </w:pPr>
+      <w:r>
+        <w:t>[نص الضبط / الحكم — المتن الفعلي] ===</w:t>
         <w:br/>
         <w:t>2</w:t>
         <w:br/>
@@ -89,8 +96,28 @@
         <w:t>إل ا ألا</w:t>
         <w:br/>
         <w:t>حم ممم هك</w:t>
+      </w:r>
+    </w:p>
+    <w:p>
+      <w:pPr>
+        <w:pStyle w:val="Heading2"/>
+        <w:jc w:val="right"/>
+        <w:bidi/>
+      </w:pPr>
+      <w:r>
+        <w:t>[ترويسة / كليشة وزارة العدل — معلومات رسمية متكررة] ===</w:t>
         <w:br/>
         <w:t>المحكمة التجارية بجدة ‎١‏ رقم الصفحة ‎١ ١+‏ ا قر</w:t>
+      </w:r>
+    </w:p>
+    <w:p>
+      <w:pPr>
+        <w:pStyle w:val="Heading2"/>
+        <w:jc w:val="right"/>
+        <w:bidi/>
+      </w:pPr>
+      <w:r>
+        <w:t>[نص الضبط / الحكم — المتن الفعلي] ===</w:t>
         <w:br/>
         <w:t>دائرة الاستئناف الثانية رقم القضية: 2474740107 رقمالجلسة: ‎١‏ 1 إلا</w:t>
         <w:br/>
@@ -99,16 +126,56 @@
         <w:t>فلدى دائرة الاستئناف الثانية وبناء على القضية رقم 4781761117 وتاريخ ‎70/١7/١551‏ ه</w:t>
         <w:br/>
         <w:t>ب ب ب ب ب؟بٍبببءبلبل ل ةيضقلا قارطأ ل</w:t>
+      </w:r>
+    </w:p>
+    <w:p>
+      <w:pPr>
+        <w:pStyle w:val="Heading2"/>
+        <w:jc w:val="right"/>
+        <w:bidi/>
+      </w:pPr>
+      <w:r>
+        <w:t>[بيانات الأطراف: المدعي / المدعى عليه / الحاضرون] ===</w:t>
         <w:br/>
         <w:t>الهوية الوطنية ل ل سعودي حاضر</w:t>
+      </w:r>
+    </w:p>
+    <w:p>
+      <w:pPr>
+        <w:pStyle w:val="Heading2"/>
+        <w:jc w:val="right"/>
+        <w:bidi/>
+      </w:pPr>
+      <w:r>
+        <w:t>[نص الضبط / الحكم — المتن الفعلي] ===</w:t>
         <w:br/>
         <w:t>ليكو ‏١114.‎ هل ةينطولا ةيوهلا يريطملا دعس نب حبار نب يكرت</w:t>
+      </w:r>
+    </w:p>
+    <w:p>
+      <w:pPr>
+        <w:pStyle w:val="Heading2"/>
+        <w:jc w:val="right"/>
+        <w:bidi/>
+      </w:pPr>
+      <w:r>
+        <w:t>[بيانات الأطراف: المدعي / المدعى عليه / الحاضرون] ===</w:t>
         <w:br/>
         <w:t>عدنان احمد عباس زيني الهوية الوطنية شف 06ل سعودي المدعي</w:t>
         <w:br/>
         <w:t>عاتقة محمديحيى محمدعلي الحرازي الهوية الوظنية لز سعودي مدعى عليه</w:t>
         <w:br/>
         <w:t>اسامة احمد عباس زيني الهوية الوطنية ال ‎١...‏ سعودي مدعى عليه</w:t>
+      </w:r>
+    </w:p>
+    <w:p>
+      <w:pPr>
+        <w:pStyle w:val="Heading2"/>
+        <w:jc w:val="right"/>
+        <w:bidi/>
+      </w:pPr>
+      <w:r>
+        <w:t>[نص الضبط / الحكم — المتن الفعلي] ===</w:t>
         <w:br/>
         <w:t>ىماحم يدوعس 1 سلال مولا ةينطولا ةيوهلا يناطحقلا رصان دجام ناطلس</w:t>
         <w:br/>
@@ -119,8 +186,28 @@
         <w:t>2003 يدوعس ل ةينطولا ةيوهلا يريطملا دعس نب دوعس رمع</w:t>
         <w:br/>
         <w:t>ىماحم يدوعس ل ةينطولا ةيوهلا جوخ ميهاربا لصيف مازع</w:t>
+      </w:r>
+    </w:p>
+    <w:p>
+      <w:pPr>
+        <w:pStyle w:val="Heading2"/>
+        <w:jc w:val="right"/>
+        <w:bidi/>
+      </w:pPr>
+      <w:r>
+        <w:t>[بيانات الأطراف: المدعي / المدعى عليه / الحاضرون] ===</w:t>
         <w:br/>
         <w:t>محمد فواز بن منير الثعلي الهوية الوطنية لاا . 6و١‏ سعودي محامى</w:t>
+      </w:r>
+    </w:p>
+    <w:p>
+      <w:pPr>
+        <w:pStyle w:val="Heading2"/>
+        <w:jc w:val="right"/>
+        <w:bidi/>
+      </w:pPr>
+      <w:r>
+        <w:t>[نص الضبط / الحكم — المتن الفعلي] ===</w:t>
         <w:br/>
         <w:t>ىماحم يدوعس لقتل كح ةينظولا ةيوهلا يباله نب ملاس هللادبع عياش</w:t>
         <w:br/>
@@ -129,8 +216,28 @@
         <w:t>ىماحم يدوعس ل ةينطولا ةيوهلا يمايلا حلاص بلاط يلع</w:t>
         <w:br/>
         <w:t>ىماحم يدوعس ل ةينطولا ةيوهلا دشار نب حرفم نب فرشم نب يلع</w:t>
+      </w:r>
+    </w:p>
+    <w:p>
+      <w:pPr>
+        <w:pStyle w:val="Heading2"/>
+        <w:jc w:val="right"/>
+        <w:bidi/>
+      </w:pPr>
+      <w:r>
+        <w:t>[بيانات الأطراف: المدعي / المدعى عليه / الحاضرون] ===</w:t>
         <w:br/>
         <w:t>رفيف راشد جزاء الثقفي الهوية الوطنية مل سعودي وكيل</w:t>
+      </w:r>
+    </w:p>
+    <w:p>
+      <w:pPr>
+        <w:pStyle w:val="Heading2"/>
+        <w:jc w:val="right"/>
+        <w:bidi/>
+      </w:pPr>
+      <w:r>
+        <w:t>[نص الضبط / الحكم — المتن الفعلي] ===</w:t>
         <w:br/>
         <w:t>يسيبي|!|]|حسبإِِِط|ط|جطجطجطجط!ط!/!|!|!ط!|!|آآآ ا ل ا ةرو ضحي ةساجلا تحتق شلل</w:t>
         <w:br/>
@@ -143,15 +250,22 @@
     </w:p>
     <w:p>
       <w:pPr>
+        <w:pStyle w:val="Heading2"/>
         <w:jc w:val="right"/>
         <w:bidi/>
       </w:pPr>
       <w:r>
-        <w:rPr>
-          <w:b w:val="0"/>
-          <w:i w:val="0"/>
-        </w:rPr>
-        <w:t>[صفحة 2]</w:t>
+        <w:t>صفحة 2</w:t>
+      </w:r>
+    </w:p>
+    <w:p>
+      <w:pPr>
+        <w:pStyle w:val="Heading2"/>
+        <w:jc w:val="right"/>
+        <w:bidi/>
+      </w:pPr>
+      <w:r>
+        <w:t>[نص الضبط / الحكم — المتن الفعلي] ===</w:t>
         <w:br/>
         <w:t>لا سي</w:t>
       </w:r>
@@ -210,8 +324,28 @@
         <w:t>من قبل موكلي مما اضطرنا إلى الالتجاء إلى فضيلتكم لإللزام المدعى عليه بسداد قيمة الحصص التي استوى</w:t>
         <w:br/>
         <w:t>علها من شركة احمد زيني التجارية. علماً أنه صدر حكم من المحكمة العامة بجدة بصك رقم 3855849</w:t>
+      </w:r>
+    </w:p>
+    <w:p>
+      <w:pPr>
+        <w:pStyle w:val="Heading2"/>
+        <w:jc w:val="right"/>
+        <w:bidi/>
+      </w:pPr>
+      <w:r>
+        <w:t>[ترويسة / كليشة وزارة العدل — معلومات رسمية متكررة] ===</w:t>
         <w:br/>
         <w:t>وتاريخ 10/ 2/ 1438ه يقضي باختصاص القضاء التجاري لنظر هذه الدعوى (مرفق صك حكم الاختصاص)</w:t>
+      </w:r>
+    </w:p>
+    <w:p>
+      <w:pPr>
+        <w:pStyle w:val="Heading2"/>
+        <w:jc w:val="right"/>
+        <w:bidi/>
+      </w:pPr>
+      <w:r>
+        <w:t>[نص الضبط / الحكم — المتن الفعلي] ===</w:t>
         <w:br/>
         <w:t>)» ذكرنا ان الحصص هي نسبتها 9090 من راس المال» كما نبلغكم أن النظام لايسمح لنا بإضافة مدعي او</w:t>
         <w:br/>
@@ -251,15 +385,22 @@
     </w:p>
     <w:p>
       <w:pPr>
+        <w:pStyle w:val="Heading2"/>
         <w:jc w:val="right"/>
         <w:bidi/>
       </w:pPr>
       <w:r>
-        <w:rPr>
-          <w:b w:val="0"/>
-          <w:i w:val="0"/>
-        </w:rPr>
-        <w:t>[صفحة 3]</w:t>
+        <w:t>صفحة 3</w:t>
+      </w:r>
+    </w:p>
+    <w:p>
+      <w:pPr>
+        <w:pStyle w:val="Heading2"/>
+        <w:jc w:val="right"/>
+        <w:bidi/>
+      </w:pPr>
+      <w:r>
+        <w:t>[نص الضبط / الحكم — المتن الفعلي] ===</w:t>
         <w:br/>
         <w:t>لا مسيل</w:t>
       </w:r>
@@ -275,8 +416,28 @@
           <w:i w:val="0"/>
         </w:rPr>
         <w:t>ارلا</w:t>
+      </w:r>
+    </w:p>
+    <w:p>
+      <w:pPr>
+        <w:pStyle w:val="Heading2"/>
+        <w:jc w:val="right"/>
+        <w:bidi/>
+      </w:pPr>
+      <w:r>
+        <w:t>[ترويسة / كليشة وزارة العدل — معلومات رسمية متكررة] ===</w:t>
         <w:br/>
         <w:t>المحكمة التجارية بجدة ‎١‏ رقم الصفحة ‎١" ١‏</w:t>
+      </w:r>
+    </w:p>
+    <w:p>
+      <w:pPr>
+        <w:pStyle w:val="Heading2"/>
+        <w:jc w:val="right"/>
+        <w:bidi/>
+      </w:pPr>
+      <w:r>
+        <w:t>[نص الضبط / الحكم — المتن الفعلي] ===</w:t>
         <w:br/>
         <w:t>دائرة الاستئناف الثانية رقم القضية: ‎2574051١1‏ رقمالجلسة: ‎١‏ ---5</w:t>
         <w:br/>
@@ -349,15 +510,22 @@
     </w:p>
     <w:p>
       <w:pPr>
+        <w:pStyle w:val="Heading2"/>
         <w:jc w:val="right"/>
         <w:bidi/>
       </w:pPr>
       <w:r>
-        <w:rPr>
-          <w:b w:val="0"/>
-          <w:i w:val="0"/>
-        </w:rPr>
-        <w:t>[صفحة 4]</w:t>
+        <w:t>صفحة 4</w:t>
+      </w:r>
+    </w:p>
+    <w:p>
+      <w:pPr>
+        <w:pStyle w:val="Heading2"/>
+        <w:jc w:val="right"/>
+        <w:bidi/>
+      </w:pPr>
+      <w:r>
+        <w:t>[نص الضبط / الحكم — المتن الفعلي] ===</w:t>
         <w:br/>
         <w:t>لا سس</w:t>
       </w:r>
@@ -373,8 +541,28 @@
           <w:i w:val="0"/>
         </w:rPr>
         <w:t>ارلا</w:t>
+      </w:r>
+    </w:p>
+    <w:p>
+      <w:pPr>
+        <w:pStyle w:val="Heading2"/>
+        <w:jc w:val="right"/>
+        <w:bidi/>
+      </w:pPr>
+      <w:r>
+        <w:t>[ترويسة / كليشة وزارة العدل — معلومات رسمية متكررة] ===</w:t>
         <w:br/>
         <w:t>المحكمة التجارية بجدة ‎١‏ رقم الصفحة ‎١‏ 4</w:t>
+      </w:r>
+    </w:p>
+    <w:p>
+      <w:pPr>
+        <w:pStyle w:val="Heading2"/>
+        <w:jc w:val="right"/>
+        <w:bidi/>
+      </w:pPr>
+      <w:r>
+        <w:t>[نص الضبط / الحكم — المتن الفعلي] ===</w:t>
         <w:br/>
         <w:t>دائرة الاستئناف الثانية رقم القضية: ‎454141١1‏ رقمالجلسة: ‎١‏ اك</w:t>
         <w:br/>
@@ -447,15 +635,22 @@
     </w:p>
     <w:p>
       <w:pPr>
+        <w:pStyle w:val="Heading2"/>
         <w:jc w:val="right"/>
         <w:bidi/>
       </w:pPr>
       <w:r>
-        <w:rPr>
-          <w:b w:val="0"/>
-          <w:i w:val="0"/>
-        </w:rPr>
-        <w:t>[صفحة 5]</w:t>
+        <w:t>صفحة 5</w:t>
+      </w:r>
+    </w:p>
+    <w:p>
+      <w:pPr>
+        <w:pStyle w:val="Heading2"/>
+        <w:jc w:val="right"/>
+        <w:bidi/>
+      </w:pPr>
+      <w:r>
+        <w:t>[نص الضبط / الحكم — المتن الفعلي] ===</w:t>
         <w:br/>
         <w:t>لا سي</w:t>
       </w:r>
@@ -471,8 +666,28 @@
           <w:i w:val="0"/>
         </w:rPr>
         <w:t>ارلا</w:t>
+      </w:r>
+    </w:p>
+    <w:p>
+      <w:pPr>
+        <w:pStyle w:val="Heading2"/>
+        <w:jc w:val="right"/>
+        <w:bidi/>
+      </w:pPr>
+      <w:r>
+        <w:t>[ترويسة / كليشة وزارة العدل — معلومات رسمية متكررة] ===</w:t>
         <w:br/>
         <w:t>المحكمة التجاربة بجدة ‎١‏ رقم الصفحة بلا ه</w:t>
+      </w:r>
+    </w:p>
+    <w:p>
+      <w:pPr>
+        <w:pStyle w:val="Heading2"/>
+        <w:jc w:val="right"/>
+        <w:bidi/>
+      </w:pPr>
+      <w:r>
+        <w:t>[نص الضبط / الحكم — المتن الفعلي] ===</w:t>
         <w:br/>
         <w:t>دائرة الاستئناف الثانية رقم القضية: ‎2574051١1‏ رقمالجلسة: ‎١‏ ---5</w:t>
         <w:br/>
@@ -545,15 +760,22 @@
     </w:p>
     <w:p>
       <w:pPr>
+        <w:pStyle w:val="Heading2"/>
         <w:jc w:val="right"/>
         <w:bidi/>
       </w:pPr>
       <w:r>
-        <w:rPr>
-          <w:b w:val="0"/>
-          <w:i w:val="0"/>
-        </w:rPr>
-        <w:t>[صفحة 6]</w:t>
+        <w:t>صفحة 6</w:t>
+      </w:r>
+    </w:p>
+    <w:p>
+      <w:pPr>
+        <w:pStyle w:val="Heading2"/>
+        <w:jc w:val="right"/>
+        <w:bidi/>
+      </w:pPr>
+      <w:r>
+        <w:t>[نص الضبط / الحكم — المتن الفعلي] ===</w:t>
         <w:br/>
         <w:t>| لس ليت سد ‎١‏ 0</w:t>
       </w:r>
@@ -637,15 +859,22 @@
     </w:p>
     <w:p>
       <w:pPr>
+        <w:pStyle w:val="Heading2"/>
         <w:jc w:val="right"/>
         <w:bidi/>
       </w:pPr>
       <w:r>
-        <w:rPr>
-          <w:b w:val="0"/>
-          <w:i w:val="0"/>
-        </w:rPr>
-        <w:t>[صفحة 7]</w:t>
+        <w:t>صفحة 7</w:t>
+      </w:r>
+    </w:p>
+    <w:p>
+      <w:pPr>
+        <w:pStyle w:val="Heading2"/>
+        <w:jc w:val="right"/>
+        <w:bidi/>
+      </w:pPr>
+      <w:r>
+        <w:t>[نص الضبط / الحكم — المتن الفعلي] ===</w:t>
         <w:br/>
         <w:t>لا سي</w:t>
       </w:r>
@@ -735,15 +964,22 @@
     </w:p>
     <w:p>
       <w:pPr>
+        <w:pStyle w:val="Heading2"/>
         <w:jc w:val="right"/>
         <w:bidi/>
       </w:pPr>
       <w:r>
-        <w:rPr>
-          <w:b w:val="0"/>
-          <w:i w:val="0"/>
-        </w:rPr>
-        <w:t>[صفحة 8]</w:t>
+        <w:t>صفحة 8</w:t>
+      </w:r>
+    </w:p>
+    <w:p>
+      <w:pPr>
+        <w:pStyle w:val="Heading2"/>
+        <w:jc w:val="right"/>
+        <w:bidi/>
+      </w:pPr>
+      <w:r>
+        <w:t>[نص الضبط / الحكم — المتن الفعلي] ===</w:t>
         <w:br/>
         <w:t>لا سي</w:t>
       </w:r>
@@ -759,8 +995,28 @@
           <w:i w:val="0"/>
         </w:rPr>
         <w:t>ارلا</w:t>
+      </w:r>
+    </w:p>
+    <w:p>
+      <w:pPr>
+        <w:pStyle w:val="Heading2"/>
+        <w:jc w:val="right"/>
+        <w:bidi/>
+      </w:pPr>
+      <w:r>
+        <w:t>[ترويسة / كليشة وزارة العدل — معلومات رسمية متكررة] ===</w:t>
         <w:br/>
         <w:t>المحكمة التجارية بجدة ‎١‏ رقم الصفحة 2 /</w:t>
+      </w:r>
+    </w:p>
+    <w:p>
+      <w:pPr>
+        <w:pStyle w:val="Heading2"/>
+        <w:jc w:val="right"/>
+        <w:bidi/>
+      </w:pPr>
+      <w:r>
+        <w:t>[نص الضبط / الحكم — المتن الفعلي] ===</w:t>
         <w:br/>
         <w:t>دائرة الاستئناف الثانية رقم القضية: ‎2574051١1‏ رقمالجلسة: ‎١‏ ---5</w:t>
         <w:br/>
@@ -833,15 +1089,22 @@
     </w:p>
     <w:p>
       <w:pPr>
+        <w:pStyle w:val="Heading2"/>
         <w:jc w:val="right"/>
         <w:bidi/>
       </w:pPr>
       <w:r>
-        <w:rPr>
-          <w:b w:val="0"/>
-          <w:i w:val="0"/>
-        </w:rPr>
-        <w:t>[صفحة 9]</w:t>
+        <w:t>صفحة 9</w:t>
+      </w:r>
+    </w:p>
+    <w:p>
+      <w:pPr>
+        <w:pStyle w:val="Heading2"/>
+        <w:jc w:val="right"/>
+        <w:bidi/>
+      </w:pPr>
+      <w:r>
+        <w:t>[نص الضبط / الحكم — المتن الفعلي] ===</w:t>
         <w:br/>
         <w:t>لا سيم</w:t>
       </w:r>
@@ -927,30 +1190,46 @@
     </w:p>
     <w:p>
       <w:pPr>
+        <w:pStyle w:val="Heading2"/>
         <w:jc w:val="right"/>
         <w:bidi/>
       </w:pPr>
       <w:r>
-        <w:rPr>
-          <w:b w:val="0"/>
-          <w:i w:val="0"/>
-        </w:rPr>
-        <w:t>[صفحة 10]</w:t>
+        <w:t>صفحة 10</w:t>
+      </w:r>
+    </w:p>
+    <w:p>
+      <w:pPr>
+        <w:pStyle w:val="Heading2"/>
+        <w:jc w:val="right"/>
+        <w:bidi/>
+      </w:pPr>
+      <w:r>
+        <w:t>[نص الضبط / الحكم — المتن الفعلي] ===</w:t>
         <w:br/>
         <w:t>د ل 0</w:t>
       </w:r>
     </w:p>
     <w:p>
       <w:pPr>
+        <w:pStyle w:val="Heading2"/>
         <w:jc w:val="right"/>
         <w:bidi/>
       </w:pPr>
       <w:r>
-        <w:rPr>
-          <w:b w:val="0"/>
-          <w:i w:val="0"/>
-        </w:rPr>
+        <w:t>[ترويسة / كليشة وزارة العدل — معلومات رسمية متكررة] ===</w:t>
+        <w:br/>
         <w:t>المحكمة التجارية بجدة ‎١‏ رقم الصفحة 2 ‎٠١‏</w:t>
+      </w:r>
+    </w:p>
+    <w:p>
+      <w:pPr>
+        <w:pStyle w:val="Heading2"/>
+        <w:jc w:val="right"/>
+        <w:bidi/>
+      </w:pPr>
+      <w:r>
+        <w:t>[نص الضبط / الحكم — المتن الفعلي] ===</w:t>
         <w:br/>
         <w:t>‏دائرة الاستئناف الثانية رقم القضية: ‏ 57415117 رقمالجلسة: ‎١‏ 1</w:t>
       </w:r>
@@ -1034,27 +1313,74 @@
     </w:p>
     <w:p>
       <w:pPr>
+        <w:pStyle w:val="Heading2"/>
         <w:jc w:val="right"/>
         <w:bidi/>
       </w:pPr>
       <w:r>
-        <w:rPr>
-          <w:b w:val="0"/>
-          <w:i w:val="0"/>
-        </w:rPr>
-        <w:t>[صفحة 11]</w:t>
+        <w:t>صفحة 11</w:t>
+      </w:r>
+    </w:p>
+    <w:p>
+      <w:pPr>
+        <w:pStyle w:val="Heading2"/>
+        <w:jc w:val="right"/>
+        <w:bidi/>
+      </w:pPr>
+      <w:r>
+        <w:t>[نص الضبط / الحكم — المتن الفعلي] ===</w:t>
         <w:br/>
         <w:t>ةيدوعسلا ةيبرعلا ةكلمللا</w:t>
+      </w:r>
+    </w:p>
+    <w:p>
+      <w:pPr>
+        <w:pStyle w:val="Heading2"/>
+        <w:jc w:val="right"/>
+        <w:bidi/>
+      </w:pPr>
+      <w:r>
+        <w:t>[ترويسة / كليشة وزارة العدل — معلومات رسمية متكررة] ===</w:t>
         <w:br/>
         <w:t>ها وزارة العدل ضبط</w:t>
+      </w:r>
+    </w:p>
+    <w:p>
+      <w:pPr>
+        <w:pStyle w:val="Heading2"/>
+        <w:jc w:val="right"/>
+        <w:bidi/>
+      </w:pPr>
+      <w:r>
+        <w:t>[نص الضبط / الحكم — المتن الفعلي] ===</w:t>
         <w:br/>
         <w:t>ل ل كا</w:t>
         <w:br/>
         <w:t>تطل مح ا: ‏رع'١١ 331 لا</w:t>
         <w:br/>
         <w:t>1 م ادن</w:t>
+      </w:r>
+    </w:p>
+    <w:p>
+      <w:pPr>
+        <w:pStyle w:val="Heading2"/>
+        <w:jc w:val="right"/>
+        <w:bidi/>
+      </w:pPr>
+      <w:r>
+        <w:t>[ترويسة / كليشة وزارة العدل — معلومات رسمية متكررة] ===</w:t>
         <w:br/>
         <w:t>المحكمة التجارية بجدة رقم الصفحة ‎١١ ١‏ 0 قر</w:t>
+      </w:r>
+    </w:p>
+    <w:p>
+      <w:pPr>
+        <w:pStyle w:val="Heading2"/>
+        <w:jc w:val="right"/>
+        <w:bidi/>
+      </w:pPr>
+      <w:r>
+        <w:t>[نص الضبط / الحكم — المتن الفعلي] ===</w:t>
         <w:br/>
         <w:t>دائرة الاستئناف الثانية رقم القضية: ‏ 4178140107 رقمالجلسة: ‎١‏ سبال لها</w:t>
         <w:br/>

--- a/zaini_case_audit_output/outputs/word/documents/112_ضبط جلسة رقم 34 يوم 12-02-1445 هـ للقضية رقم 42824717.docx
+++ b/zaini_case_audit_output/outputs/word/documents/112_ضبط جلسة رقم 34 يوم 12-02-1445 هـ للقضية رقم 42824717.docx
@@ -88,8 +88,28 @@
         <w:t>[نص الضبط / الحكم — المتن الفعلي] ===</w:t>
         <w:br/>
         <w:t>2</w:t>
-        <w:br/>
-        <w:t>ةيدوعسلا ةيبرعلا ةعلطتا كا</w:t>
+      </w:r>
+    </w:p>
+    <w:p>
+      <w:pPr>
+        <w:pStyle w:val="Heading2"/>
+        <w:jc w:val="right"/>
+        <w:bidi/>
+      </w:pPr>
+      <w:r>
+        <w:t>[بيانات الأطراف: المدعي / المدعى عليه / الحاضرون] ===</w:t>
+        <w:br/>
+        <w:t>اك اتطلعة العربية السعودية</w:t>
+      </w:r>
+    </w:p>
+    <w:p>
+      <w:pPr>
+        <w:pStyle w:val="Heading2"/>
+        <w:jc w:val="right"/>
+        <w:bidi/>
+      </w:pPr>
+      <w:r>
+        <w:t>[نص الضبط / الحكم — المتن الفعلي] ===</w:t>
         <w:br/>
         <w:t>هما وزارة اتعدل ضبط</w:t>
         <w:br/>
@@ -125,7 +145,7 @@
         <w:br/>
         <w:t>فلدى دائرة الاستئناف الثانية وبناء على القضية رقم 4781761117 وتاريخ ‎70/١7/١551‏ ه</w:t>
         <w:br/>
-        <w:t>ب ب ب ب ب؟بٍبببءبلبل ل ةيضقلا قارطأ ل</w:t>
+        <w:t>ل أطراق القضية ل لبلبءبببٍب؟ب ب ب ب ب</w:t>
       </w:r>
     </w:p>
     <w:p>
@@ -138,28 +158,8 @@
         <w:t>[بيانات الأطراف: المدعي / المدعى عليه / الحاضرون] ===</w:t>
         <w:br/>
         <w:t>الهوية الوطنية ل ل سعودي حاضر</w:t>
-      </w:r>
-    </w:p>
-    <w:p>
-      <w:pPr>
-        <w:pStyle w:val="Heading2"/>
-        <w:jc w:val="right"/>
-        <w:bidi/>
-      </w:pPr>
-      <w:r>
-        <w:t>[نص الضبط / الحكم — المتن الفعلي] ===</w:t>
-        <w:br/>
-        <w:t>ليكو ‏١114.‎ هل ةينطولا ةيوهلا يريطملا دعس نب حبار نب يكرت</w:t>
-      </w:r>
-    </w:p>
-    <w:p>
-      <w:pPr>
-        <w:pStyle w:val="Heading2"/>
-        <w:jc w:val="right"/>
-        <w:bidi/>
-      </w:pPr>
-      <w:r>
-        <w:t>[بيانات الأطراف: المدعي / المدعى عليه / الحاضرون] ===</w:t>
+        <w:br/>
+        <w:t>تركي بن رابح بن سعد المطيري الهوية الوطنية له ‎١114.‏ وكيل</w:t>
         <w:br/>
         <w:t>عدنان احمد عباس زيني الهوية الوطنية شف 06ل سعودي المدعي</w:t>
         <w:br/>
@@ -178,14 +178,6 @@
         <w:t>[نص الضبط / الحكم — المتن الفعلي] ===</w:t>
         <w:br/>
         <w:t>ىماحم يدوعس 1 سلال مولا ةينطولا ةيوهلا يناطحقلا رصان دجام ناطلس</w:t>
-        <w:br/>
-        <w:t>ىماحم يدوعس 0 ةينطولا ةيوهلا ىثراحلا عيار نب فلخ قراط</w:t>
-        <w:br/>
-        <w:t>ىماحم يدوعس ‏١.7‎ ةينطولا ةيوبلا يريدسلا ناميلس دمحم ناميلس</w:t>
-        <w:br/>
-        <w:t>2003 يدوعس ل ةينطولا ةيوهلا يريطملا دعس نب دوعس رمع</w:t>
-        <w:br/>
-        <w:t>ىماحم يدوعس ل ةينطولا ةيوهلا جوخ ميهاربا لصيف مازع</w:t>
       </w:r>
     </w:p>
     <w:p>
@@ -196,6 +188,14 @@
       </w:pPr>
       <w:r>
         <w:t>[بيانات الأطراف: المدعي / المدعى عليه / الحاضرون] ===</w:t>
+        <w:br/>
+        <w:t>طارق خلف بن رايع الحارثى الهوية الوطنية 0 سعودي محامى</w:t>
+        <w:br/>
+        <w:t>سليمان محمد سليمان السديري البوية الوطنية ‎١.7‏ سعودي محامى</w:t>
+        <w:br/>
+        <w:t>عمر سعود بن سعد المطيري الهوية الوطنية ل سعودي 2003</w:t>
+        <w:br/>
+        <w:t>عزام فيصل ابراهيم خوج الهوية الوطنية ل سعودي محامى</w:t>
         <w:br/>
         <w:t>محمد فواز بن منير الثعلي الهوية الوطنية لاا . 6و١‏ سعودي محامى</w:t>
       </w:r>
@@ -214,8 +214,6 @@
         <w:t>ليكو يدوعس ‏١07١‎ ةينطولا ةيوبلا يريطملا دعس نب دوعس رمع</w:t>
         <w:br/>
         <w:t>ىماحم يدوعس ل ةينطولا ةيوهلا يمايلا حلاص بلاط يلع</w:t>
-        <w:br/>
-        <w:t>ىماحم يدوعس ل ةينطولا ةيوهلا دشار نب حرفم نب فرشم نب يلع</w:t>
       </w:r>
     </w:p>
     <w:p>
@@ -226,6 +224,8 @@
       </w:pPr>
       <w:r>
         <w:t>[بيانات الأطراف: المدعي / المدعى عليه / الحاضرون] ===</w:t>
+        <w:br/>
+        <w:t>علي بن مشرف بن مفرح بن راشد الهوية الوطنية ل سعودي محامى</w:t>
         <w:br/>
         <w:t>رفيف راشد جزاء الثقفي الهوية الوطنية مل سعودي وكيل</w:t>
       </w:r>
@@ -242,10 +242,20 @@
         <w:t>يسيبي|!|]|حسبإِِِط|ط|جطجطجطجط!ط!/!|!|!ط!|!|آآآ ا ل ا ةرو ضحي ةساجلا تحتق شلل</w:t>
         <w:br/>
         <w:t>ىماحم ةيدوعسلا ل ةينطولا ةيوهلا يمايلا حلاص بلاط يلع</w:t>
-        <w:br/>
-        <w:t>ىماحم ةيدوعسلا انا ةينطولا ةبوهلا يريدسلا ناميلس دمحم ناميلس</w:t>
-        <w:br/>
-        <w:t>ىماحم ةيدوعسلا ل ا ةينطولا ةيوهلا يلعثلا رينم نب زاوف دمحم</w:t>
+      </w:r>
+    </w:p>
+    <w:p>
+      <w:pPr>
+        <w:pStyle w:val="Heading2"/>
+        <w:jc w:val="right"/>
+        <w:bidi/>
+      </w:pPr>
+      <w:r>
+        <w:t>[بيانات الأطراف: المدعي / المدعى عليه / الحاضرون] ===</w:t>
+        <w:br/>
+        <w:t>سليمان محمد سليمان السديري الهوبة الوطنية انا السعودية محامى</w:t>
+        <w:br/>
+        <w:t>محمد فواز بن منير الثعلي الهوية الوطنية ا ل السعودية محامى</w:t>
       </w:r>
     </w:p>
     <w:p>
@@ -483,7 +493,7 @@
         <w:br/>
         <w:t>تسبيباته أن عقد البيع المؤرخ20/09/1431ه (قد تناول وقائع قانونية و تواريخ سابقة أساسا على تأسيس</w:t>
         <w:br/>
-        <w:t>لدتسا و دقعلا رصانع يف عئاقولا هذهب ذخألا زاوج مدعب هحرط للع و (لاوط تاونسب ىوعدلا لحم ةكرشلا</w:t>
+        <w:t>الشركة محل الدعوى بسنوات طوال) و علل طرحه بعدم جواز الأخذ بهذه الوقائع في عناصر العقد و استدل</w:t>
         <w:br/>
         <w:t>بذلك على غندم معقولية العقد توطأ لعدم الأخذ به و إطراحه. ثالثا: القصور في التسبيب 1 - بشأن ما ذكرته</w:t>
         <w:br/>
@@ -751,7 +761,7 @@
         <w:br/>
         <w:t>بعدم قبول الدعوى لسابقة الفصل فهاء إذ صدر الحكم نهائي واجب النفاذ (الحكم الصادر من الدائرة</w:t>
         <w:br/>
-        <w:t>517 مقر ةيضقلا يف ىلوألا فانئتسالا ةرئاد نم قدصملا ‏-ه547١ ماعل 058 مقر ةيضقلا يف ةيناثلا ةيراجتلا</w:t>
+        <w:t>التجارية الثانية في القضية رقم 058 لعام 547١ه-‏ المصدق من دائرة الاستئناف الأولى في القضية رقم 517</w:t>
         <w:br/>
         <w:t>لعام 541 ١ه‏ ) وني ضوء هذا المبدأ القضائي فإنه كان يتعين على الدائرة الحكم بعدم جواز نظر الدعوى</w:t>
         <w:br/>
@@ -865,111 +875,6 @@
       </w:pPr>
       <w:r>
         <w:t>صفحة 7</w:t>
-      </w:r>
-    </w:p>
-    <w:p>
-      <w:pPr>
-        <w:pStyle w:val="Heading2"/>
-        <w:jc w:val="right"/>
-        <w:bidi/>
-      </w:pPr>
-      <w:r>
-        <w:t>[نص الضبط / الحكم — المتن الفعلي] ===</w:t>
-        <w:br/>
-        <w:t>لا سي</w:t>
-      </w:r>
-    </w:p>
-    <w:p>
-      <w:pPr>
-        <w:jc w:val="right"/>
-        <w:bidi/>
-      </w:pPr>
-      <w:r>
-        <w:rPr>
-          <w:b w:val="0"/>
-          <w:i w:val="0"/>
-        </w:rPr>
-        <w:t>ارلا</w:t>
-        <w:br/>
-        <w:t>اب ةحفصلا مقر ‏١‎ ةدجب ةبراجتلا ةمكحملا</w:t>
-        <w:br/>
-        <w:t>دائرة الاستئناف الثانية رقم القضية: ‎2574051١1‏ رقمالجلسة: ‎١‏ ---5</w:t>
-        <w:br/>
-        <w:t>قرطلا ةفاكب اهريوزت وأ ةقرولا ةحص تابثإ زوجيؤريوزتلاب ءاعدالا قيقحت ىلوتت ذئنيحو هريوزت وا ررحملا</w:t>
-        <w:br/>
-        <w:t>القانونية ومنها القرائن القضائية حيث يجوز للمحكمة إثبات صحة العقد من عدمه حال وجود اعتبارات</w:t>
-        <w:br/>
-        <w:t>تسيغ لها ذلك ولا يُعاب في ذلك على تقدير محكمة الموضوع للأدلة بغية الوصول لنتيجة منتجة في الدعوى .</w:t>
-        <w:br/>
-        <w:t>ةلدألا ةرادإ باطخ لابقتساب تفتكا ةرئادلا نا-الإ ىوعدلا يف ررحملل يرهوجلا ريثأتلا نم مغرلا ىلعو 3-</w:t>
-        <w:br/>
-        <w:t>يف جتنملا ررحملا اذه يف تبلل ةليفكلاو ةمزاللا ةيماظنلا تاءارجإلا رجت ملو يلصألا دقعلا بلظب ةيئانجلا</w:t>
-        <w:br/>
-        <w:t>الدعوى ولم تقم بما اجازه لها النظام في هذا الشأن من حق التحقيق بالمضاهاة أو سماع الشهود فالدائرة</w:t>
-        <w:br/>
-        <w:t>كانت متوافرة لديها العديد من القرائن المثبتة لصحة العقد وكان لديها استخلاص صحة الورقة من عدمه من</w:t>
-        <w:br/>
-        <w:t>واقع ظروف الدعوى ومنها: أ- توثئيق توقيع مورث المتداعين على قرار الشركاء المؤرخ في 20/9/1431ه والذي</w:t>
-        <w:br/>
-        <w:t>تضمن إقراراً واضحاً وصريحاً أن (السيد أحَمد عباس زيني تنازل بالبيع عن كامل حصصه بالشركة وعددها</w:t>
-        <w:br/>
-        <w:t>0 حصة إلى السيد أسامة احمد عباس زيني الذي قبل هذا التنازل . واستوفى الطرف المتنازل حقه من</w:t>
-        <w:br/>
-        <w:t>ةمذل ءاربإو ةيئاهنو ةمات ةصلاخم ةباثمب امهنم لك عيقوت ربتعيو ةكرشلا يف ديدجلا كيرشلا يرتشملا فرطلا</w:t>
-        <w:br/>
-        <w:t>ةدج ةظفاحمب ةيعانصلا ةيراجتلا ةفرغلا ىدل لدعلا بتاك قيرط نع تاعيقوتلا قيثوت مت دقو (...يرتشملا</w:t>
-        <w:br/>
-        <w:t>برقم (275) صحيفة (172) مجلد (8/ع/ر) وتاريخ 16/10/1431ه وهو محرر رسمي يندرج تحت الأدلة</w:t>
-        <w:br/>
-        <w:t>صصتخلا ةميق لماكل يعدملا ثروم مالتسا تابثإو عيبلا ةحص تابثإل يفكي وهو ةنيرقلا نم:ىوتقأو ةغمادلا</w:t>
-        <w:br/>
-        <w:t>المتنازل عليها. ب- كما ان ما يثبت صحة عقد البيع - المزعوم تزويره - هو الدعوى الراهنة التي أقامها</w:t>
-        <w:br/>
-        <w:t>المستأنف ضده حيث أنها تثبت صحة قرار الشركاء وعقد البيع وما تضمنه من استلام مورثه للمبلغ. ت-</w:t>
-        <w:br/>
-        <w:t>كذلك فإن مستندات التعاملات البنكية المرسلة من البنك المركزي تتضمن توقيعات مورث المتداعين على نحو</w:t>
-        <w:br/>
-        <w:t>يجيز لها ويسهل لها المضاهاة. ولما كان من المقرز في قضضاء المحكمة العليا مبدأ قضبائياً أن (الأصل أن تتصدى</w:t>
-        <w:br/>
-        <w:t>محكمة الموضوع لأي دفع جوهري ني الدعوى . والذي لو صح لتغير به وجه الحكم في الدعوى . ومتى أغفل</w:t>
-        <w:br/>
-        <w:t>الحكم ذلك فإنه يكون معيباً بقصور في التسبيب ويتعين نقضه وإعادته للمحكمة مصدرة القرار). (قرار</w:t>
-        <w:br/>
-        <w:t>الدائرة الخامسة بالمحكمة العليا رقم:4228122 وتاريخ:1/12/1442ه) وحيث أن الدائرة قد غضت الطرف</w:t>
-        <w:br/>
-        <w:t>عن هذا الإجراء المنتج والجوهري في الدعوى مما تكون قد خالفت المبادئ القضائية الصادرة عن المحكمة</w:t>
-        <w:br/>
-        <w:t>العلياء وبما ان المادة (41) من اللائحة التنفيذية لطرق الاعتراض على الأحكام قد اعتبرت مخالفة أحد المبادئ</w:t>
-        <w:br/>
-        <w:t>القضائية الصادرة غن المحكمة العليا يندرج تحت مخالفة النظام ونصت على أنه (إذا كان محل الاعتراض</w:t>
-        <w:br/>
-        <w:t>اياضق يف ايلعلا ةمكحملا رئاود ىدحإ هب تذخأ وأ ءايلعلا ةمكحملا نم رداَص يئاضق أدبمل مكحلا ةفلاخم</w:t>
-        <w:br/>
-        <w:t>نيعتيو ضقنلاب ًايرح هلعجيو ماظنلا ةفلاخمب مكحلا بيعي امم, (ماظنلا ةفلاخمل اًضارتعا َدُع ,ةقباس</w:t>
-        <w:br/>
-        <w:t>ةيماتخلا تابلطلاب ةربعلا) نا ًءاضضق ررقملا نم ناك امل .1-موِصَخلا هبلطي امم رثكأب مكحلا :ًانماث .هءاغلإ</w:t>
-        <w:br/>
-        <w:t>ءها5454 ماعل ‏51/١91797‎ مقر ةيضقلاب ةرشع ةنماثلا ةرئادلا نم رداصلا مكحلا) (يعدملا نم ةمدقملا</w:t>
-        <w:br/>
-        <w:t>521.5057910 مقر ةيضقلاب رداصلا مكحخلا ‏ءه555١ ماعل ‏2517/.57657٠.95‎ مقر ةيضقلاب رداصلا مكحلا</w:t>
-        <w:br/>
-        <w:t>- مكحلا نم نيبلا ناك املو 2- . ‏(ه555١ ماعل 551.59175709 مقر ةيضقلاب رداصلا مكحلا ‏ءه١ 545 ماعل</w:t>
-        <w:br/>
-        <w:t>محل الاعتراض - أن المدعي قد حصر طلباته الختامية في (الصفحة 3) بما دونته الدائرة نصاً (انتبى المدعي</w:t>
-        <w:br/>
-        <w:t>إلى طلب الحكم بإلزام المدعى عليه بأن يدفع لعدنان مبلغ وقدره (97.762.042ريال) . ولعاتقه الحرازيٌ مبلغ</w:t>
-        <w:br/>
-        <w:t>(27.932.012ريال). إلا.ان الدائرة قضت بأكثر مما يطلبه الخصوم وقضت بإلزام المستأنف بان يدفع لورثة</w:t>
-      </w:r>
-    </w:p>
-    <w:p>
-      <w:pPr>
-        <w:pStyle w:val="Heading2"/>
-        <w:jc w:val="right"/>
-        <w:bidi/>
-      </w:pPr>
-      <w:r>
-        <w:t>صفحة 8</w:t>
       </w:r>
     </w:p>
     <w:p>
@@ -1006,6 +911,131 @@
       <w:r>
         <w:t>[ترويسة / كليشة وزارة العدل — معلومات رسمية متكررة] ===</w:t>
         <w:br/>
+        <w:t>المحكمة التجاربة بجدة ‎١‏ رقم الصفحة با</w:t>
+      </w:r>
+    </w:p>
+    <w:p>
+      <w:pPr>
+        <w:pStyle w:val="Heading2"/>
+        <w:jc w:val="right"/>
+        <w:bidi/>
+      </w:pPr>
+      <w:r>
+        <w:t>[نص الضبط / الحكم — المتن الفعلي] ===</w:t>
+        <w:br/>
+        <w:t>دائرة الاستئناف الثانية رقم القضية: ‎2574051١1‏ رقمالجلسة: ‎١‏ ---5</w:t>
+        <w:br/>
+        <w:t>قرطلا ةفاكب اهريوزت وأ ةقرولا ةحص تابثإ زوجيؤريوزتلاب ءاعدالا قيقحت ىلوتت ذئنيحو هريوزت وا ررحملا</w:t>
+        <w:br/>
+        <w:t>القانونية ومنها القرائن القضائية حيث يجوز للمحكمة إثبات صحة العقد من عدمه حال وجود اعتبارات</w:t>
+        <w:br/>
+        <w:t>تسيغ لها ذلك ولا يُعاب في ذلك على تقدير محكمة الموضوع للأدلة بغية الوصول لنتيجة منتجة في الدعوى .</w:t>
+        <w:br/>
+        <w:t>ةلدألا ةرادإ باطخ لابقتساب تفتكا ةرئادلا نا-الإ ىوعدلا يف ررحملل يرهوجلا ريثأتلا نم مغرلا ىلعو 3-</w:t>
+        <w:br/>
+        <w:t>يف جتنملا ررحملا اذه يف تبلل ةليفكلاو ةمزاللا ةيماظنلا تاءارجإلا رجت ملو يلصألا دقعلا بلظب ةيئانجلا</w:t>
+        <w:br/>
+        <w:t>الدعوى ولم تقم بما اجازه لها النظام في هذا الشأن من حق التحقيق بالمضاهاة أو سماع الشهود فالدائرة</w:t>
+        <w:br/>
+        <w:t>كانت متوافرة لديها العديد من القرائن المثبتة لصحة العقد وكان لديها استخلاص صحة الورقة من عدمه من</w:t>
+        <w:br/>
+        <w:t>واقع ظروف الدعوى ومنها: أ- توثئيق توقيع مورث المتداعين على قرار الشركاء المؤرخ في 20/9/1431ه والذي</w:t>
+        <w:br/>
+        <w:t>تضمن إقراراً واضحاً وصريحاً أن (السيد أحَمد عباس زيني تنازل بالبيع عن كامل حصصه بالشركة وعددها</w:t>
+        <w:br/>
+        <w:t>0 حصة إلى السيد أسامة احمد عباس زيني الذي قبل هذا التنازل . واستوفى الطرف المتنازل حقه من</w:t>
+        <w:br/>
+        <w:t>ةمذل ءاربإو ةيئاهنو ةمات ةصلاخم ةباثمب امهنم لك عيقوت ربتعيو ةكرشلا يف ديدجلا كيرشلا يرتشملا فرطلا</w:t>
+        <w:br/>
+        <w:t>ةدج ةظفاحمب ةيعانصلا ةيراجتلا ةفرغلا ىدل لدعلا بتاك قيرط نع تاعيقوتلا قيثوت مت دقو (...يرتشملا</w:t>
+        <w:br/>
+        <w:t>برقم (275) صحيفة (172) مجلد (8/ع/ر) وتاريخ 16/10/1431ه وهو محرر رسمي يندرج تحت الأدلة</w:t>
+        <w:br/>
+        <w:t>صصتخلا ةميق لماكل يعدملا ثروم مالتسا تابثإو عيبلا ةحص تابثإل يفكي وهو ةنيرقلا نم:ىوتقأو ةغمادلا</w:t>
+        <w:br/>
+        <w:t>المتنازل عليها. ب- كما ان ما يثبت صحة عقد البيع - المزعوم تزويره - هو الدعوى الراهنة التي أقامها</w:t>
+        <w:br/>
+        <w:t>المستأنف ضده حيث أنها تثبت صحة قرار الشركاء وعقد البيع وما تضمنه من استلام مورثه للمبلغ. ت-</w:t>
+        <w:br/>
+        <w:t>كذلك فإن مستندات التعاملات البنكية المرسلة من البنك المركزي تتضمن توقيعات مورث المتداعين على نحو</w:t>
+        <w:br/>
+        <w:t>يجيز لها ويسهل لها المضاهاة. ولما كان من المقرز في قضضاء المحكمة العليا مبدأ قضبائياً أن (الأصل أن تتصدى</w:t>
+        <w:br/>
+        <w:t>محكمة الموضوع لأي دفع جوهري ني الدعوى . والذي لو صح لتغير به وجه الحكم في الدعوى . ومتى أغفل</w:t>
+        <w:br/>
+        <w:t>الحكم ذلك فإنه يكون معيباً بقصور في التسبيب ويتعين نقضه وإعادته للمحكمة مصدرة القرار). (قرار</w:t>
+        <w:br/>
+        <w:t>الدائرة الخامسة بالمحكمة العليا رقم:4228122 وتاريخ:1/12/1442ه) وحيث أن الدائرة قد غضت الطرف</w:t>
+        <w:br/>
+        <w:t>عن هذا الإجراء المنتج والجوهري في الدعوى مما تكون قد خالفت المبادئ القضائية الصادرة عن المحكمة</w:t>
+        <w:br/>
+        <w:t>العلياء وبما ان المادة (41) من اللائحة التنفيذية لطرق الاعتراض على الأحكام قد اعتبرت مخالفة أحد المبادئ</w:t>
+        <w:br/>
+        <w:t>القضائية الصادرة غن المحكمة العليا يندرج تحت مخالفة النظام ونصت على أنه (إذا كان محل الاعتراض</w:t>
+        <w:br/>
+        <w:t>اياضق يف ايلعلا ةمكحملا رئاود ىدحإ هب تذخأ وأ ءايلعلا ةمكحملا نم رداَص يئاضق أدبمل مكحلا ةفلاخم</w:t>
+        <w:br/>
+        <w:t>نيعتيو ضقنلاب ًايرح هلعجيو ماظنلا ةفلاخمب مكحلا بيعي امم, (ماظنلا ةفلاخمل اًضارتعا َدُع ,ةقباس</w:t>
+        <w:br/>
+        <w:t>ةيماتخلا تابلطلاب ةربعلا) نا ًءاضضق ررقملا نم ناك امل .1-موِصَخلا هبلطي امم رثكأب مكحلا :ًانماث .هءاغلإ</w:t>
+        <w:br/>
+        <w:t>المقدمة من المدعي) (الحكم الصادر من الدائرة الثامنة عشرة بالقضية رقم ‎51/١91797‏ لعام 5454اهء</w:t>
+        <w:br/>
+        <w:t>521.5057910 مقر ةيضقلاب رداصلا مكحخلا ‏ءه555١ ماعل ‏2517/.57657٠.95‎ مقر ةيضقلاب رداصلا مكحلا</w:t>
+        <w:br/>
+        <w:t>- مكحلا نم نيبلا ناك املو 2- . ‏(ه555١ ماعل 551.59175709 مقر ةيضقلاب رداصلا مكحلا ‏ءه١ 545 ماعل</w:t>
+        <w:br/>
+        <w:t>محل الاعتراض - أن المدعي قد حصر طلباته الختامية في (الصفحة 3) بما دونته الدائرة نصاً (انتبى المدعي</w:t>
+        <w:br/>
+        <w:t>إلى طلب الحكم بإلزام المدعى عليه بأن يدفع لعدنان مبلغ وقدره (97.762.042ريال) . ولعاتقه الحرازيٌ مبلغ</w:t>
+        <w:br/>
+        <w:t>(27.932.012ريال). إلا.ان الدائرة قضت بأكثر مما يطلبه الخصوم وقضت بإلزام المستأنف بان يدفع لورثة</w:t>
+      </w:r>
+    </w:p>
+    <w:p>
+      <w:pPr>
+        <w:pStyle w:val="Heading2"/>
+        <w:jc w:val="right"/>
+        <w:bidi/>
+      </w:pPr>
+      <w:r>
+        <w:t>صفحة 8</w:t>
+      </w:r>
+    </w:p>
+    <w:p>
+      <w:pPr>
+        <w:pStyle w:val="Heading2"/>
+        <w:jc w:val="right"/>
+        <w:bidi/>
+      </w:pPr>
+      <w:r>
+        <w:t>[نص الضبط / الحكم — المتن الفعلي] ===</w:t>
+        <w:br/>
+        <w:t>لا سي</w:t>
+      </w:r>
+    </w:p>
+    <w:p>
+      <w:pPr>
+        <w:jc w:val="right"/>
+        <w:bidi/>
+      </w:pPr>
+      <w:r>
+        <w:rPr>
+          <w:b w:val="0"/>
+          <w:i w:val="0"/>
+        </w:rPr>
+        <w:t>ارلا</w:t>
+      </w:r>
+    </w:p>
+    <w:p>
+      <w:pPr>
+        <w:pStyle w:val="Heading2"/>
+        <w:jc w:val="right"/>
+        <w:bidi/>
+      </w:pPr>
+      <w:r>
+        <w:t>[ترويسة / كليشة وزارة العدل — معلومات رسمية متكررة] ===</w:t>
+        <w:br/>
         <w:t>المحكمة التجارية بجدة ‎١‏ رقم الصفحة 2 /</w:t>
       </w:r>
     </w:p>
@@ -1060,9 +1090,9 @@
         <w:br/>
         <w:t>تزويره بالطرق المقررة نظاماً". وحيث لم يدع المدعى عليه تزويرة:.الأمر الذي لا.تجد معه الدائرة مناصاً من</w:t>
         <w:br/>
-        <w:t>ماعل ‏4417٠١9554.‎ مقر ةيضقلاب ةرشع ةيداحلا ةرئادلا نم رداصلا مكحلا) (ةجرد لوأ ةمكحم مكح دييأت</w:t>
-        <w:br/>
-        <w:t>امل ةفاضإ3- ( ‏ه545١ ماعل ...5517 مقر ةيضقلاب ةيناثلا فانئتسالا ةرئاد نم قدصملا -ه 5</w:t>
+        <w:t>تأييد حكم محكمة أول درجة) (الحكم الصادر من الدائرة الحادية عشرة بالقضية رقم ‎4417٠١9554.‏ لعام</w:t>
+        <w:br/>
+        <w:t>5 ه- المصدق من دائرة الاستئناف الثانية بالقضية رقم ...5517 لعام 545١ه‏ ) 3-إضافة لما</w:t>
         <w:br/>
         <w:t>تقدم فإن من المقرر قضاءً أنه يشترط لتمام البيع للحصص بين الشركاء وصحته توافر أركانه من (الإيجاب</w:t>
         <w:br/>
@@ -1274,7 +1304,7 @@
         <w:br/>
         <w:t>(1007056847) مبلغ و قدره (27.651.219 ريال) سبعة و عشرون مليوناً وستمائة و واحد و خمسون ألفاً</w:t>
         <w:br/>
-        <w:t>هردق و غلبم ةيصولا يقحتسمل عفدي نا هيلع ىعدملا مازلاب مكحلاو تلاير رشع ةعست و ناتئمو</w:t>
+        <w:t>ومئتان و تسعة عشر ريالت والحكم بالزام المدعى عليه ان يدفع لمستحقي الوصية مبلغ و قدره</w:t>
         <w:br/>
         <w:t>(110.672.379 ريال) مئة و عشرة مليون وستمئة و اثنان و سبعون ألفاً وثلاثئمئة وتسعة و سبعون ربالا).</w:t>
         <w:br/>
@@ -1328,9 +1358,9 @@
         <w:bidi/>
       </w:pPr>
       <w:r>
-        <w:t>[نص الضبط / الحكم — المتن الفعلي] ===</w:t>
-        <w:br/>
-        <w:t>ةيدوعسلا ةيبرعلا ةكلمللا</w:t>
+        <w:t>[بيانات الأطراف: المدعي / المدعى عليه / الحاضرون] ===</w:t>
+        <w:br/>
+        <w:t>اللملكة العربية السعودية</w:t>
       </w:r>
     </w:p>
     <w:p>
@@ -1406,7 +1436,7 @@
         <w:br/>
         <w:t>‎1١0‏ 0111111200 ©</w:t>
         <w:br/>
-        <w:t>س00 7 ةيضقلا قارطلط لل</w:t>
+        <w:t>لل طلطراق القضية 7 00س</w:t>
         <w:br/>
         <w:t>9 5 مدعتلا</w:t>
         <w:br/>

--- a/zaini_case_audit_output/outputs/word/documents/112_ضبط جلسة رقم 34 يوم 12-02-1445 هـ للقضية رقم 42824717.docx
+++ b/zaini_case_audit_output/outputs/word/documents/112_ضبط جلسة رقم 34 يوم 12-02-1445 هـ للقضية رقم 42824717.docx
@@ -85,7 +85,7 @@
         <w:bidi/>
       </w:pPr>
       <w:r>
-        <w:t>[نص الضبط / الحكم — المتن الفعلي] ===</w:t>
+        <w:t>[المتن الفعلي: الوقائع / الأسباب / المنطوق] ===</w:t>
         <w:br/>
         <w:t>2</w:t>
       </w:r>
@@ -109,7 +109,7 @@
         <w:bidi/>
       </w:pPr>
       <w:r>
-        <w:t>[نص الضبط / الحكم — المتن الفعلي] ===</w:t>
+        <w:t>[المتن الفعلي: الوقائع / الأسباب / المنطوق] ===</w:t>
         <w:br/>
         <w:t>هما وزارة اتعدل ضبط</w:t>
         <w:br/>
@@ -125,7 +125,7 @@
         <w:bidi/>
       </w:pPr>
       <w:r>
-        <w:t>[ترويسة / كليشة وزارة العدل — معلومات رسمية متكررة] ===</w:t>
+        <w:t>[ترويسة / كليشة رسمية — معلومات متكررة] ===</w:t>
         <w:br/>
         <w:t>المحكمة التجارية بجدة ‎١‏ رقم الصفحة ‎١ ١+‏ ا قر</w:t>
       </w:r>
@@ -137,7 +137,7 @@
         <w:bidi/>
       </w:pPr>
       <w:r>
-        <w:t>[نص الضبط / الحكم — المتن الفعلي] ===</w:t>
+        <w:t>[المتن الفعلي: الوقائع / الأسباب / المنطوق] ===</w:t>
         <w:br/>
         <w:t>دائرة الاستئناف الثانية رقم القضية: 2474740107 رقمالجلسة: ‎١‏ 1 إلا</w:t>
         <w:br/>
@@ -175,7 +175,7 @@
         <w:bidi/>
       </w:pPr>
       <w:r>
-        <w:t>[نص الضبط / الحكم — المتن الفعلي] ===</w:t>
+        <w:t>[المتن الفعلي: الوقائع / الأسباب / المنطوق] ===</w:t>
         <w:br/>
         <w:t>ىماحم يدوعس 1 سلال مولا ةينطولا ةيوهلا يناطحقلا رصان دجام ناطلس</w:t>
       </w:r>
@@ -207,7 +207,7 @@
         <w:bidi/>
       </w:pPr>
       <w:r>
-        <w:t>[نص الضبط / الحكم — المتن الفعلي] ===</w:t>
+        <w:t>[المتن الفعلي: الوقائع / الأسباب / المنطوق] ===</w:t>
         <w:br/>
         <w:t>ىماحم يدوعس لقتل كح ةينظولا ةيوهلا يباله نب ملاس هللادبع عياش</w:t>
         <w:br/>
@@ -237,7 +237,7 @@
         <w:bidi/>
       </w:pPr>
       <w:r>
-        <w:t>[نص الضبط / الحكم — المتن الفعلي] ===</w:t>
+        <w:t>[المتن الفعلي: الوقائع / الأسباب / المنطوق] ===</w:t>
         <w:br/>
         <w:t>يسيبي|!|]|حسبإِِِط|ط|جطجطجطجط!ط!/!|!|!ط!|!|آآآ ا ل ا ةرو ضحي ةساجلا تحتق شلل</w:t>
         <w:br/>
@@ -275,7 +275,7 @@
         <w:bidi/>
       </w:pPr>
       <w:r>
-        <w:t>[نص الضبط / الحكم — المتن الفعلي] ===</w:t>
+        <w:t>[المتن الفعلي: الوقائع / الأسباب / المنطوق] ===</w:t>
         <w:br/>
         <w:t>لا سي</w:t>
       </w:r>
@@ -343,7 +343,7 @@
         <w:bidi/>
       </w:pPr>
       <w:r>
-        <w:t>[ترويسة / كليشة وزارة العدل — معلومات رسمية متكررة] ===</w:t>
+        <w:t>[ترويسة / كليشة رسمية — معلومات متكررة] ===</w:t>
         <w:br/>
         <w:t>وتاريخ 10/ 2/ 1438ه يقضي باختصاص القضاء التجاري لنظر هذه الدعوى (مرفق صك حكم الاختصاص)</w:t>
       </w:r>
@@ -355,7 +355,7 @@
         <w:bidi/>
       </w:pPr>
       <w:r>
-        <w:t>[نص الضبط / الحكم — المتن الفعلي] ===</w:t>
+        <w:t>[المتن الفعلي: الوقائع / الأسباب / المنطوق] ===</w:t>
         <w:br/>
         <w:t>)» ذكرنا ان الحصص هي نسبتها 9090 من راس المال» كما نبلغكم أن النظام لايسمح لنا بإضافة مدعي او</w:t>
         <w:br/>
@@ -390,7 +390,7 @@
         <w:br/>
         <w:t>كما أن الحكم الشرعي جرى على أن "صاحب الحرفة" لا يغبن و هو ما استقر عليه عمل قضاء المملكة أيضا</w:t>
         <w:br/>
-        <w:t>ال رمألا تاذ و عقاولاب ةربعلا) (4) مقر يئاضقلا أدبملا صن ىلإ ةفاضإلاب ملع مدع وأ ررغ هقح يف روصتي ال امب</w:t>
+        <w:t>بما لا يتصور في حقه غرر أو عدم علم بالإضافة إلى نص المبدأ القضائي رقم (4) (العبرة بالواقع و ذات الأمر لا</w:t>
       </w:r>
     </w:p>
     <w:p>
@@ -410,7 +410,7 @@
         <w:bidi/>
       </w:pPr>
       <w:r>
-        <w:t>[نص الضبط / الحكم — المتن الفعلي] ===</w:t>
+        <w:t>[المتن الفعلي: الوقائع / الأسباب / المنطوق] ===</w:t>
         <w:br/>
         <w:t>لا مسيل</w:t>
       </w:r>
@@ -435,7 +435,7 @@
         <w:bidi/>
       </w:pPr>
       <w:r>
-        <w:t>[ترويسة / كليشة وزارة العدل — معلومات رسمية متكررة] ===</w:t>
+        <w:t>[ترويسة / كليشة رسمية — معلومات متكررة] ===</w:t>
         <w:br/>
         <w:t>المحكمة التجارية بجدة ‎١‏ رقم الصفحة ‎١" ١‏</w:t>
       </w:r>
@@ -447,7 +447,7 @@
         <w:bidi/>
       </w:pPr>
       <w:r>
-        <w:t>[نص الضبط / الحكم — المتن الفعلي] ===</w:t>
+        <w:t>[المتن الفعلي: الوقائع / الأسباب / المنطوق] ===</w:t>
         <w:br/>
         <w:t>دائرة الاستئناف الثانية رقم القضية: ‎2574051١1‏ رقمالجلسة: ‎١‏ ---5</w:t>
         <w:br/>
@@ -535,7 +535,7 @@
         <w:bidi/>
       </w:pPr>
       <w:r>
-        <w:t>[نص الضبط / الحكم — المتن الفعلي] ===</w:t>
+        <w:t>[المتن الفعلي: الوقائع / الأسباب / المنطوق] ===</w:t>
         <w:br/>
         <w:t>لا سس</w:t>
       </w:r>
@@ -560,7 +560,7 @@
         <w:bidi/>
       </w:pPr>
       <w:r>
-        <w:t>[ترويسة / كليشة وزارة العدل — معلومات رسمية متكررة] ===</w:t>
+        <w:t>[ترويسة / كليشة رسمية — معلومات متكررة] ===</w:t>
         <w:br/>
         <w:t>المحكمة التجارية بجدة ‎١‏ رقم الصفحة ‎١‏ 4</w:t>
       </w:r>
@@ -572,7 +572,7 @@
         <w:bidi/>
       </w:pPr>
       <w:r>
-        <w:t>[نص الضبط / الحكم — المتن الفعلي] ===</w:t>
+        <w:t>[المتن الفعلي: الوقائع / الأسباب / المنطوق] ===</w:t>
         <w:br/>
         <w:t>دائرة الاستئناف الثانية رقم القضية: ‎454141١1‏ رقمالجلسة: ‎١‏ اك</w:t>
         <w:br/>
@@ -660,7 +660,7 @@
         <w:bidi/>
       </w:pPr>
       <w:r>
-        <w:t>[نص الضبط / الحكم — المتن الفعلي] ===</w:t>
+        <w:t>[المتن الفعلي: الوقائع / الأسباب / المنطوق] ===</w:t>
         <w:br/>
         <w:t>لا سي</w:t>
       </w:r>
@@ -685,7 +685,7 @@
         <w:bidi/>
       </w:pPr>
       <w:r>
-        <w:t>[ترويسة / كليشة وزارة العدل — معلومات رسمية متكررة] ===</w:t>
+        <w:t>[ترويسة / كليشة رسمية — معلومات متكررة] ===</w:t>
         <w:br/>
         <w:t>المحكمة التجاربة بجدة ‎١‏ رقم الصفحة بلا ه</w:t>
       </w:r>
@@ -697,7 +697,7 @@
         <w:bidi/>
       </w:pPr>
       <w:r>
-        <w:t>[نص الضبط / الحكم — المتن الفعلي] ===</w:t>
+        <w:t>[المتن الفعلي: الوقائع / الأسباب / المنطوق] ===</w:t>
         <w:br/>
         <w:t>دائرة الاستئناف الثانية رقم القضية: ‎2574051١1‏ رقمالجلسة: ‎١‏ ---5</w:t>
         <w:br/>
@@ -755,7 +755,7 @@
         <w:br/>
         <w:t>العادي بالتماس إعادة النظر في تلك الأحكام متى توفرث أسباب تقديم الالتماس,ء لما في ذلك من إهدار لحجية</w:t>
         <w:br/>
-        <w:t>كلسي مل ةيعدملا ليكو ناك املو . ةفاكلا مامأ ءاضقلا ةناكمل فاعضإو ءاهرارقتسال ةعزعزو ةيئاضقلا ماكحألا</w:t>
+        <w:t>الأحكام القضائية وزعزعة لاستقرارهاء وإضعاف لمكانة القضاء أمام الكافة . ولما كان وكيل المدعية لم يسلك</w:t>
         <w:br/>
         <w:t>المسلك الصحيح في هذا الشأن وقد صدر في موضوع الدعوى الحكم المذكور أعلاه فإن الدائرة تنتبي إلى الحكم</w:t>
         <w:br/>
@@ -785,7 +785,7 @@
         <w:bidi/>
       </w:pPr>
       <w:r>
-        <w:t>[نص الضبط / الحكم — المتن الفعلي] ===</w:t>
+        <w:t>[المتن الفعلي: الوقائع / الأسباب / المنطوق] ===</w:t>
         <w:br/>
         <w:t>| لس ليت سد ‎١‏ 0</w:t>
       </w:r>
@@ -884,7 +884,7 @@
         <w:bidi/>
       </w:pPr>
       <w:r>
-        <w:t>[نص الضبط / الحكم — المتن الفعلي] ===</w:t>
+        <w:t>[المتن الفعلي: الوقائع / الأسباب / المنطوق] ===</w:t>
         <w:br/>
         <w:t>لا سي</w:t>
       </w:r>
@@ -909,7 +909,7 @@
         <w:bidi/>
       </w:pPr>
       <w:r>
-        <w:t>[ترويسة / كليشة وزارة العدل — معلومات رسمية متكررة] ===</w:t>
+        <w:t>[ترويسة / كليشة رسمية — معلومات متكررة] ===</w:t>
         <w:br/>
         <w:t>المحكمة التجاربة بجدة ‎١‏ رقم الصفحة با</w:t>
       </w:r>
@@ -921,7 +921,7 @@
         <w:bidi/>
       </w:pPr>
       <w:r>
-        <w:t>[نص الضبط / الحكم — المتن الفعلي] ===</w:t>
+        <w:t>[المتن الفعلي: الوقائع / الأسباب / المنطوق] ===</w:t>
         <w:br/>
         <w:t>دائرة الاستئناف الثانية رقم القضية: ‎2574051١1‏ رقمالجلسة: ‎١‏ ---5</w:t>
         <w:br/>
@@ -1009,7 +1009,7 @@
         <w:bidi/>
       </w:pPr>
       <w:r>
-        <w:t>[نص الضبط / الحكم — المتن الفعلي] ===</w:t>
+        <w:t>[المتن الفعلي: الوقائع / الأسباب / المنطوق] ===</w:t>
         <w:br/>
         <w:t>لا سي</w:t>
       </w:r>
@@ -1034,7 +1034,7 @@
         <w:bidi/>
       </w:pPr>
       <w:r>
-        <w:t>[ترويسة / كليشة وزارة العدل — معلومات رسمية متكررة] ===</w:t>
+        <w:t>[ترويسة / كليشة رسمية — معلومات متكررة] ===</w:t>
         <w:br/>
         <w:t>المحكمة التجارية بجدة ‎١‏ رقم الصفحة 2 /</w:t>
       </w:r>
@@ -1046,11 +1046,31 @@
         <w:bidi/>
       </w:pPr>
       <w:r>
-        <w:t>[نص الضبط / الحكم — المتن الفعلي] ===</w:t>
+        <w:t>[المتن الفعلي: الوقائع / الأسباب / المنطوق] ===</w:t>
         <w:br/>
         <w:t>دائرة الاستئناف الثانية رقم القضية: ‎2574051١1‏ رقمالجلسة: ‎١‏ ---5</w:t>
+      </w:r>
+    </w:p>
+    <w:p>
+      <w:pPr>
+        <w:pStyle w:val="Heading2"/>
+        <w:jc w:val="right"/>
+        <w:bidi/>
+      </w:pPr>
+      <w:r>
+        <w:t>[الطلبات / المرفقات] ===</w:t>
         <w:br/>
         <w:t>أحمد عباس زيني مبلغاً وقدره (331.882.138 مليون ريّال) وهو مبلغ يزيد عن الطلبات الختامية المقدمة من</w:t>
+      </w:r>
+    </w:p>
+    <w:p>
+      <w:pPr>
+        <w:pStyle w:val="Heading2"/>
+        <w:jc w:val="right"/>
+        <w:bidi/>
+      </w:pPr>
+      <w:r>
+        <w:t>[المتن الفعلي: الوقائع / الأسباب / المنطوق] ===</w:t>
         <w:br/>
         <w:t>رارق يمسرلا ررحملل ةرئادلا لافغإ :ًاعسات .ءاغلإلاب ًايرح هلعجيو روصقلاب مكحلا بيعي امم ء هدض فنأتسملا</w:t>
         <w:br/>
@@ -1134,7 +1154,7 @@
         <w:bidi/>
       </w:pPr>
       <w:r>
-        <w:t>[نص الضبط / الحكم — المتن الفعلي] ===</w:t>
+        <w:t>[المتن الفعلي: الوقائع / الأسباب / المنطوق] ===</w:t>
         <w:br/>
         <w:t>لا سيم</w:t>
       </w:r>
@@ -1164,8 +1184,28 @@
         <w:t>في العام 1434ه من نفس الشركة . شركة احمد زيني التجارية (الشركة محل الدعوى) فقد قام الشركاء</w:t>
         <w:br/>
         <w:t>الجدد بشركة أحمد زيني التجازية بتصفية شركة أحمد زيني التجارية . وكذا شطب السجل التجاري بتاريخ</w:t>
+      </w:r>
+    </w:p>
+    <w:p>
+      <w:pPr>
+        <w:pStyle w:val="Heading2"/>
+        <w:jc w:val="right"/>
+        <w:bidi/>
+      </w:pPr>
+      <w:r>
+        <w:t>[الطلبات / المرفقات] ===</w:t>
         <w:br/>
         <w:t>7 ه وإامرفق رقم 7 ورقم 8).الحادي عشر: تجاهل الدائرة للدفع الجوهري المبدئ من المستأنف</w:t>
+      </w:r>
+    </w:p>
+    <w:p>
+      <w:pPr>
+        <w:pStyle w:val="Heading2"/>
+        <w:jc w:val="right"/>
+        <w:bidi/>
+      </w:pPr>
+      <w:r>
+        <w:t>[المتن الفعلي: الوقائع / الأسباب / المنطوق] ===</w:t>
         <w:br/>
         <w:t>ىوعدلا يف يأرلا هجو يف يرهوجلا هريثأت مغر كلذ تابثإل ةليفكلا تاءارجإلا ذاختا مدعو صصحلا غلبم عفدب</w:t>
         <w:br/>
@@ -1202,8 +1242,28 @@
         <w:t>مكحلا اذه ناك املو . ىرخأ ةرم غلابملا كلت عفدب فنأتسملا مازلإب -ضارتعالا لحم - مكحلا رودص لافغإلا</w:t>
         <w:br/>
         <w:t>ًايرح هلعجيو ةيمالسإلا ةعيرشلا ةفلاخمو روصقلاب مكحلا بيعي امم لطابلاب سانلا لاومأ لكأ ليبق نم دعي</w:t>
+      </w:r>
+    </w:p>
+    <w:p>
+      <w:pPr>
+        <w:pStyle w:val="Heading2"/>
+        <w:jc w:val="right"/>
+        <w:bidi/>
+      </w:pPr>
+      <w:r>
+        <w:t>[الطلبات / المرفقات] ===</w:t>
         <w:br/>
         <w:t>بالإلغاء. الطلبات: لذلك كله ولما سبق تقديمه ولما تراه الدائرة الموقرة من أسباب نطلب من فضيلتكم قبول</w:t>
+      </w:r>
+    </w:p>
+    <w:p>
+      <w:pPr>
+        <w:pStyle w:val="Heading2"/>
+        <w:jc w:val="right"/>
+        <w:bidi/>
+      </w:pPr>
+      <w:r>
+        <w:t>[المتن الفعلي: الوقائع / الأسباب / المنطوق] ===</w:t>
         <w:br/>
         <w:t>الاستئناف شكلاً وفي الموضوع نقض الحكم الصادر والحكم مجدداً برد دعوى المدعي) وأكد وكيل المدعى عليه</w:t>
         <w:br/>
@@ -1235,7 +1295,7 @@
         <w:bidi/>
       </w:pPr>
       <w:r>
-        <w:t>[نص الضبط / الحكم — المتن الفعلي] ===</w:t>
+        <w:t>[المتن الفعلي: الوقائع / الأسباب / المنطوق] ===</w:t>
         <w:br/>
         <w:t>د ل 0</w:t>
       </w:r>
@@ -1247,7 +1307,7 @@
         <w:bidi/>
       </w:pPr>
       <w:r>
-        <w:t>[ترويسة / كليشة وزارة العدل — معلومات رسمية متكررة] ===</w:t>
+        <w:t>[ترويسة / كليشة رسمية — معلومات متكررة] ===</w:t>
         <w:br/>
         <w:t>المحكمة التجارية بجدة ‎١‏ رقم الصفحة 2 ‎٠١‏</w:t>
       </w:r>
@@ -1259,7 +1319,7 @@
         <w:bidi/>
       </w:pPr>
       <w:r>
-        <w:t>[نص الضبط / الحكم — المتن الفعلي] ===</w:t>
+        <w:t>[المتن الفعلي: الوقائع / الأسباب / المنطوق] ===</w:t>
         <w:br/>
         <w:t>‏دائرة الاستئناف الثانية رقم القضية: ‏ 57415117 رقمالجلسة: ‎١‏ 1</w:t>
       </w:r>
@@ -1292,7 +1352,7 @@
         <w:br/>
         <w:t>(110.672.379 ريال) مئة و عشرة مليون وستمئة واثنان وسبعون ألفاً وثلاثمئة و تسعة و سبعون ربالا</w:t>
         <w:br/>
-        <w:t>مدعو ًابوجو حيحصلا وحنلا ىلع مكحلا ليصفت مادع ةرقوملا ةرئادلا ماقمل نيبت ثيحو ةليضفلا باحصأ</w:t>
+        <w:t>أصحاب الفضيلة وحيث تبين لمقام الدائرة الموقرة عدام تفصيل الحكم على النحو الصحيح وجوباً وعدم</w:t>
         <w:br/>
         <w:t>تفصيل مستحقات المدعين فإنني اطلب من مقام الدائرة الموقرة: أولاً: قبول الاستئناف شكلاً لتقديمه في المدة</w:t>
         <w:br/>
@@ -1311,8 +1371,28 @@
         <w:t>وأكد وكيل المدعي على ما ورد بلائحة الاعتراض: كما اطلعت الدائرة على المذكرة المودعة في النظام بتاريخ 11-</w:t>
         <w:br/>
         <w:t>1445-2ه. المقدمة من وكيل المدعي. ونصها: (جواباً عَلى الاستئناف المقدم من المدعى عليه أسامة زينيء أود</w:t>
+      </w:r>
+    </w:p>
+    <w:p>
+      <w:pPr>
+        <w:pStyle w:val="Heading2"/>
+        <w:jc w:val="right"/>
+        <w:bidi/>
+      </w:pPr>
+      <w:r>
+        <w:t>[المُرسَل إليه / المخاطَب والتحية] ===</w:t>
         <w:br/>
         <w:t>أن أبيّن لأصحاب الفضيلة أن جميع الطعون التي أثارها المدعى'غليه لا.ترقي أن تغير نتيجة الحكم المعترض</w:t>
+      </w:r>
+    </w:p>
+    <w:p>
+      <w:pPr>
+        <w:pStyle w:val="Heading2"/>
+        <w:jc w:val="right"/>
+        <w:bidi/>
+      </w:pPr>
+      <w:r>
+        <w:t>[المتن الفعلي: الوقائع / الأسباب / المنطوق] ===</w:t>
         <w:br/>
         <w:t>عليه. وسبق أن تمت الإجابة علها في حينه وفي اسباب الحكم المعترض عليه ما يكفي للإجابة علها ومن باب</w:t>
         <w:br/>
@@ -1335,8 +1415,28 @@
         <w:t>محل هذه الدعوى فتارة يزعم بأن الثمن هو .5 ألف ريال وتارة يزعم بأن الثمن هو ‎١١١‏ مليون ريال فهذا</w:t>
         <w:br/>
         <w:t>التناقض الصارخ يوجب اطراح هذا الزعم وعدم اعتبارهء وهذا ما أشارت له الدائرة مصدرة الحكم في تسبيها</w:t>
+      </w:r>
+    </w:p>
+    <w:p>
+      <w:pPr>
+        <w:pStyle w:val="Heading2"/>
+        <w:jc w:val="right"/>
+        <w:bidi/>
+      </w:pPr>
+      <w:r>
+        <w:t>[المُرسَل إليه / المخاطَب والتحية] ===</w:t>
         <w:br/>
         <w:t>وما خلصت له من نتيجة صحيحة في حكمها بإلزامه بقيمة الحصص العادلة . أصحاب الفضيلة ويما أن</w:t>
+      </w:r>
+    </w:p>
+    <w:p>
+      <w:pPr>
+        <w:pStyle w:val="Heading2"/>
+        <w:jc w:val="right"/>
+        <w:bidi/>
+      </w:pPr>
+      <w:r>
+        <w:t>[المتن الفعلي: الوقائع / الأسباب / المنطوق] ===</w:t>
         <w:br/>
         <w:t>يذلاو هل ةمكحملا فيلكت دعب ةلازغ وبأ ىلالط بساحملا لبق نم اهمييقت مت.عازنلا لحم ةكرشلا صصح</w:t>
       </w:r>
@@ -1370,7 +1470,7 @@
         <w:bidi/>
       </w:pPr>
       <w:r>
-        <w:t>[ترويسة / كليشة وزارة العدل — معلومات رسمية متكررة] ===</w:t>
+        <w:t>[ترويسة / كليشة رسمية — معلومات متكررة] ===</w:t>
         <w:br/>
         <w:t>ها وزارة العدل ضبط</w:t>
       </w:r>
@@ -1382,7 +1482,7 @@
         <w:bidi/>
       </w:pPr>
       <w:r>
-        <w:t>[نص الضبط / الحكم — المتن الفعلي] ===</w:t>
+        <w:t>[المتن الفعلي: الوقائع / الأسباب / المنطوق] ===</w:t>
         <w:br/>
         <w:t>ل ل كا</w:t>
         <w:br/>
@@ -1398,7 +1498,7 @@
         <w:bidi/>
       </w:pPr>
       <w:r>
-        <w:t>[ترويسة / كليشة وزارة العدل — معلومات رسمية متكررة] ===</w:t>
+        <w:t>[ترويسة / كليشة رسمية — معلومات متكررة] ===</w:t>
         <w:br/>
         <w:t>المحكمة التجارية بجدة رقم الصفحة ‎١١ ١‏ 0 قر</w:t>
       </w:r>
@@ -1410,7 +1510,7 @@
         <w:bidi/>
       </w:pPr>
       <w:r>
-        <w:t>[نص الضبط / الحكم — المتن الفعلي] ===</w:t>
+        <w:t>[المتن الفعلي: الوقائع / الأسباب / المنطوق] ===</w:t>
         <w:br/>
         <w:t>دائرة الاستئناف الثانية رقم القضية: ‏ 4178140107 رقمالجلسة: ‎١‏ سبال لها</w:t>
         <w:br/>
@@ -1421,8 +1521,28 @@
         <w:t>بل تناقض في الثمن والقيمة تناقضاً يؤكد الدعوى ويؤيدها .وبما أن الأصل أنه عند الاختلاف في الثمن والقيمة</w:t>
         <w:br/>
         <w:t>فالقول قول'البائع, لما روى ابن مسعود عن رسول الله صلى الله عليه وسلم: إذا اختلف البيعان وليس"بينهما</w:t>
+      </w:r>
+    </w:p>
+    <w:p>
+      <w:pPr>
+        <w:pStyle w:val="Heading2"/>
+        <w:jc w:val="right"/>
+        <w:bidi/>
+      </w:pPr>
+      <w:r>
+        <w:t>[الطلبات / المرفقات] ===</w:t>
         <w:br/>
         <w:t>الاعتبارية فإنه يضمن القيمة» لذلك فإني أطلب من دائرتكم الموقرة :أولا رفض الاعتراض المقدم من أسامة</w:t>
+      </w:r>
+    </w:p>
+    <w:p>
+      <w:pPr>
+        <w:pStyle w:val="Heading2"/>
+        <w:jc w:val="right"/>
+        <w:bidi/>
+      </w:pPr>
+      <w:r>
+        <w:t>[المتن الفعلي: الوقائع / الأسباب / المنطوق] ===</w:t>
         <w:br/>
         <w:t>أحمد زيني موضوعاً. ثانيا: قبول الاعتزاض المقدم من عدنان احمد زيني وعاتقة الحرازي وتفصيل المبالغ وفق</w:t>
         <w:br/>

--- a/zaini_case_audit_output/outputs/word/documents/112_ضبط جلسة رقم 34 يوم 12-02-1445 هـ للقضية رقم 42824717.docx
+++ b/zaini_case_audit_output/outputs/word/documents/112_ضبط جلسة رقم 34 يوم 12-02-1445 هـ للقضية رقم 42824717.docx
@@ -166,28 +166,8 @@
         <w:t>عاتقة محمديحيى محمدعلي الحرازي الهوية الوظنية لز سعودي مدعى عليه</w:t>
         <w:br/>
         <w:t>اسامة احمد عباس زيني الهوية الوطنية ال ‎١...‏ سعودي مدعى عليه</w:t>
-      </w:r>
-    </w:p>
-    <w:p>
-      <w:pPr>
-        <w:pStyle w:val="Heading2"/>
-        <w:jc w:val="right"/>
-        <w:bidi/>
-      </w:pPr>
-      <w:r>
-        <w:t>[المتن الفعلي: الوقائع / الأسباب / المنطوق] ===</w:t>
-        <w:br/>
-        <w:t>ىماحم يدوعس 1 سلال مولا ةينطولا ةيوهلا يناطحقلا رصان دجام ناطلس</w:t>
-      </w:r>
-    </w:p>
-    <w:p>
-      <w:pPr>
-        <w:pStyle w:val="Heading2"/>
-        <w:jc w:val="right"/>
-        <w:bidi/>
-      </w:pPr>
-      <w:r>
-        <w:t>[بيانات الأطراف: المدعي / المدعى عليه / الحاضرون] ===</w:t>
+        <w:br/>
+        <w:t>سلطان ماجد ناصر القحطاني الهوية الوطنية الوم لالس 1 سعودي محامى</w:t>
         <w:br/>
         <w:t>طارق خلف بن رايع الحارثى الهوية الوطنية 0 سعودي محامى</w:t>
         <w:br/>
@@ -198,32 +178,12 @@
         <w:t>عزام فيصل ابراهيم خوج الهوية الوطنية ل سعودي محامى</w:t>
         <w:br/>
         <w:t>محمد فواز بن منير الثعلي الهوية الوطنية لاا . 6و١‏ سعودي محامى</w:t>
-      </w:r>
-    </w:p>
-    <w:p>
-      <w:pPr>
-        <w:pStyle w:val="Heading2"/>
-        <w:jc w:val="right"/>
-        <w:bidi/>
-      </w:pPr>
-      <w:r>
-        <w:t>[المتن الفعلي: الوقائع / الأسباب / المنطوق] ===</w:t>
-        <w:br/>
-        <w:t>ىماحم يدوعس لقتل كح ةينظولا ةيوهلا يباله نب ملاس هللادبع عياش</w:t>
-        <w:br/>
-        <w:t>ليكو يدوعس ‏١07١‎ ةينطولا ةيوبلا يريطملا دعس نب دوعس رمع</w:t>
-        <w:br/>
-        <w:t>ىماحم يدوعس ل ةينطولا ةيوهلا يمايلا حلاص بلاط يلع</w:t>
-      </w:r>
-    </w:p>
-    <w:p>
-      <w:pPr>
-        <w:pStyle w:val="Heading2"/>
-        <w:jc w:val="right"/>
-        <w:bidi/>
-      </w:pPr>
-      <w:r>
-        <w:t>[بيانات الأطراف: المدعي / المدعى عليه / الحاضرون] ===</w:t>
+        <w:br/>
+        <w:t>شايع عبدالله سالم بن هلابي الهوية الوظنية حك لتقل سعودي محامى</w:t>
+        <w:br/>
+        <w:t>عمر سعود بن سعد المطيري البوية الوطنية ‎١07١‏ سعودي وكيل</w:t>
+        <w:br/>
+        <w:t>علي طالب صالح اليامي الهوية الوطنية ل سعودي محامى</w:t>
         <w:br/>
         <w:t>علي بن مشرف بن مفرح بن راشد الهوية الوطنية ل سعودي محامى</w:t>
         <w:br/>
@@ -239,9 +199,7 @@
       <w:r>
         <w:t>[المتن الفعلي: الوقائع / الأسباب / المنطوق] ===</w:t>
         <w:br/>
-        <w:t>يسيبي|!|]|حسبإِِِط|ط|جطجطجطجط!ط!/!|!|!ط!|!|آآآ ا ل ا ةرو ضحي ةساجلا تحتق شلل</w:t>
-        <w:br/>
-        <w:t>ىماحم ةيدوعسلا ل ةينطولا ةيوهلا يمايلا حلاص بلاط يلع</w:t>
+        <w:t>للش قتحت الجاسة يحض ورة ا ل ا آآآ|!|!ط!|!|!/!ط!طجطجطجطج|ط|طِِِإبسح|[|!|يبيسي</w:t>
       </w:r>
     </w:p>
     <w:p>
@@ -252,6 +210,8 @@
       </w:pPr>
       <w:r>
         <w:t>[بيانات الأطراف: المدعي / المدعى عليه / الحاضرون] ===</w:t>
+        <w:br/>
+        <w:t>علي طالب صالح اليامي الهوية الوطنية ل السعودية محامى</w:t>
         <w:br/>
         <w:t>سليمان محمد سليمان السديري الهوبة الوطنية انا السعودية محامى</w:t>
         <w:br/>
@@ -277,7 +237,7 @@
       <w:r>
         <w:t>[المتن الفعلي: الوقائع / الأسباب / المنطوق] ===</w:t>
         <w:br/>
-        <w:t>لا سي</w:t>
+        <w:t>يس ال</w:t>
       </w:r>
     </w:p>
     <w:p>
@@ -380,7 +340,7 @@
         <w:br/>
         <w:t>استلامه بتاريخ 1/1/1445ه . ومن ثم فيتعين قبوله شكلاً . ثانياً: من حيث الموضوع :لما كان الحكم قد ران</w:t>
         <w:br/>
-        <w:t>ةقباطم نع مكحلاب ىأني يذلا رمألا . ماظنلا ةفلاخمو ىوعدلا رظنب ةصتخم ريغ ةمكحم نم هرودص هيلع</w:t>
+        <w:t>عليه صدوره من محكمة غير مختصة بنظر الدعوى ومخالفة النظام . الأمر الذي ينأى بالحكم عن مطابقة</w:t>
         <w:br/>
         <w:t>وتحقيق العدالة المنشودة مما حدا بالمستأنف للطعن عليه بسبيل الاستئناف للأسباب الآتية : أولاً: عدم جواز</w:t>
         <w:br/>
@@ -412,7 +372,7 @@
       <w:r>
         <w:t>[المتن الفعلي: الوقائع / الأسباب / المنطوق] ===</w:t>
         <w:br/>
-        <w:t>لا مسيل</w:t>
+        <w:t>ليسم ال</w:t>
       </w:r>
     </w:p>
     <w:p>
@@ -455,7 +415,7 @@
         <w:br/>
         <w:t>فسعيه مردود عليه) و التقرير (1073/1) من تقريرات محكمة التمييز على أن (الدليل مقدم على التعليل) فإن</w:t>
         <w:br/>
-        <w:t>جراخت وه فرصتلا نأ هتاذ مكحلا ةدافإو عقاولاو قاروألا نم انيدل ةتباثلا ةلدألاو ءليلعتلا ىلع مدقم ليلدلا</w:t>
+        <w:t>الدليل مقدم على التعليلء والأدلة الثابتة لدينا من الأوراق والواقع وإفادة الحكم ذاته أن التصرف هو تخارج</w:t>
         <w:br/>
         <w:t>بين تاجرين, وقد تم وأنجز ونفذ واقعا بيهما وأن المدعي ليس طرفا فيه ولا. يقبل أن يدعي أي حق لأن أساس</w:t>
         <w:br/>
@@ -463,15 +423,15 @@
         <w:br/>
         <w:t>فيه خاليا من كافة العوارض بما يجعل ما ثبت في الحكم من بحث وقائع متفرقة ليس لها أي سند من الشرع</w:t>
         <w:br/>
-        <w:t>1- لالدتسالا داسف :ًايناث .هلبق نم ليلدلا دوجول زئاج ريغ ليلعت درجمو ٌرظنلا لوصأل ًافلاخم ماظنلا وأ</w:t>
+        <w:t>أو النظام مخالفاً لأصول النظرٌ ومجرد تعليل غير جائز لوجود الدليل من قبله. ثانياً: فساد الاستدلال 1-</w:t>
         <w:br/>
         <w:t>استدلال الحكم على أحقية المدعي فيما.يطالب به من فرق القيمة تأسيسا على تقييم مكتب طلال أبو غزاله</w:t>
         <w:br/>
         <w:t>أمر غير جائز شرعا وذلك بسبب عدم إمكانيئة تحقق الغهن في التاجر. كما أن فيه فساد الاستدلال لأن</w:t>
         <w:br/>
-        <w:t>وه حلصلاو احلص ةيرادإلا ةمكحملا يف ةروظنملا ىوعتدلا ءاهنإب اوماق امنإ مييقتلاب اوذخأي مل مهتاذ موصخلا</w:t>
-        <w:br/>
-        <w:t>ةقيقحلا يف وه ريرقت مساب دوجوملا دنتسملاو“لمتكي مل وهف ريرقتلا امنيب نيفرطلا نيب تابلا يعقاولا فرصتلا</w:t>
+        <w:t>الخصوم ذاتهم لم يأخذوا بالتقييم إنما قاموا بإنهاء الدتعوى المنظورة في المحكمة الإدارية صلحا والصلح هو</w:t>
+        <w:br/>
+        <w:t>التصرف الواقعي البات بين الطرفين بينما التقرير فهو لم يكتمل“والمستند الموجود باسم تقرير هو في الحقيقة</w:t>
         <w:br/>
         <w:t>مسودة تقرير بما يجعل حكم التخارج صلحا وليس بناء على التقييم المذكور. 2- كما يجب أن نشير الى</w:t>
         <w:br/>
@@ -537,7 +497,7 @@
       <w:r>
         <w:t>[المتن الفعلي: الوقائع / الأسباب / المنطوق] ===</w:t>
         <w:br/>
-        <w:t>لا سس</w:t>
+        <w:t>سس ال</w:t>
       </w:r>
     </w:p>
     <w:p>
@@ -594,11 +554,11 @@
         <w:br/>
         <w:t>موكلي متناقض. رابعاً: عدم اختصاص المحكمة التجارية نوعاً بنظر الدعوى 1- لما كان من المقرر نظاماً أن</w:t>
         <w:br/>
-        <w:t>ماعلا ماظنلا نم اهرابتعاب ىوعدلا اهلع نوكت ةلحزم يأ يف هب عفدلا زوجي يعونلا صاصتخالا مدعب عفدلا</w:t>
+        <w:t>الدفع بعدم الاختصاص النوعي يجوز الدفع به في أي مزحلة تكون علها الدعوى باعتبارها من النظام العام</w:t>
         <w:br/>
         <w:t>وفقاً لنص المادة (76) من نظام المرافعات الشرعية التي تنص على أن (الدفع بعدم اختصاص المحكمة لانتفاء</w:t>
         <w:br/>
-        <w:t>وأ ةحلصملا وأ ةيلهألا وأ ةفصلا مادعنال ىوعدلا لوبق مدعب عفدلا وأ ءاهتميق وأ ىوعدلا عون ببسبب وأ اهتيالو</w:t>
+        <w:t>ولايتها أو ببسبب نوع الدعوى أو قيمتهاء أو الدفع بعدم قبول الدعوى لانعدام الصفة أو الأهلية أو المصلحة أو</w:t>
         <w:br/>
         <w:t>لأي سبب آخرء. يجوز الدفع به في أي مرحلة تكون فيها الدعوى وتحكم به المحكمة من تلقاء نفسها) . 2-</w:t>
         <w:br/>
@@ -614,15 +574,15 @@
         <w:br/>
         <w:t>المحكمة عن نظر هذه الدعوىء مما يتعين معه الحكم بغدم اختصاص المحكمة بنظر تلك الدعوى. خامساً: -</w:t>
         <w:br/>
-        <w:t>قبسل ىوعدلا رظن زاوج مدعب عفدلا ىلع .دّيكأتلا -ىوعدلا رظنب ًاعون ةمكحملا صاصتخا مدعب كسمتلا عم</w:t>
-        <w:br/>
-        <w:t>رظن زاوج مدعب عفدلا نأ ًاماظن ررقملا نم ناك امل 1- هب يضقملا ءيشلا ةيجحل ةزئاح ةتاب ماكحأب ايف لصفلا</w:t>
-        <w:br/>
-        <w:t>ًاقفو ماعلا ماظنلا نم اهرابتعاب ىوعدلا اهلع نوكت ةلحرم يأ يف هب عفدلا زوجي اهف لصفلا قبسل ىوعدلا</w:t>
+        <w:t>مع التمسك بعدم اختصاص المحكمة نوعاً بنظر الدعوى- التأكيّد. على الدفع بعدم جواز نظر الدعوى لسبق</w:t>
+        <w:br/>
+        <w:t>الفصل فيا بأحكام باتة حائزة لحجية الشيء المقضي به 1- لما كان من المقرر نظاماً أن الدفع بعدم جواز نظر</w:t>
+        <w:br/>
+        <w:t>الدعوى لسبق الفصل فها يجوز الدفع به في أي مرحلة تكون علها الدعوى باعتبارها من النظام العام وفقاً</w:t>
         <w:br/>
         <w:t>لنص المادة“(76) من نظام المرافعات الشرعية التي تنص على أن (الدفع بعدم اختصاص المحكمة لانتقناء</w:t>
         <w:br/>
-        <w:t>هب عفدلا زوجي ءاهف لصفلا قبسل ىوعدلا رظن زاوج مدعب عفدلا اذكو اهتميق وأ ىوعدلا عون ببسب وأ اهتيالو</w:t>
+        <w:t>ولايتها أو بسبب نوع الدعوى أو قيمتها وكذا الدفع بعدم جواز نظر الدعوى لسبق الفصل فهاء يجوز الدفع به</w:t>
         <w:br/>
         <w:t>في أي مرحلة تكون فها الدعوى وتحكم به المحكمة من تلقاء نفسها) . 2- ويما أن المستأنف ضده رفع وأقام</w:t>
         <w:br/>
@@ -630,15 +590,15 @@
         <w:br/>
         <w:t>بموجب عقد المبايعة المبرم بتاريخ 20/9/1431ه بين المستأنف ومورث المدعي . وحيث أن المستأنف قد دفع</w:t>
         <w:br/>
-        <w:t>ماكحأ بجومب اههف لصفلا قبسل ىوعدلا كلت رظن زاوج مدع هدافم يرهوج عفدب ىوعدلا ةيادب ذنم</w:t>
+        <w:t>منذ بداية الدعوى بدفع جوهري مفاده عدم جواز نظر تلك الدعوى لسبق الفصل فهها بموجب أحكام</w:t>
         <w:br/>
         <w:t>قضائية باتة مكتسبة لحجية الشيء المقضي به وبيان ذلك فيمّاءيلي: أ- المستأنف ضده سبق وأن أقام ذات</w:t>
         <w:br/>
-        <w:t>خيراتو (3218883) مقرب ةمكحملاب ةديقملاو ةدج ةظفاحمب ةماعلا ةمكحملا ىدل ىوعدلا عيوضوم</w:t>
+        <w:t>موضويع الدعوى لدى المحكمة العامة بمحافظة جدة والمقيدة بالمحكمة برقم (3218883) وتاريخ</w:t>
         <w:br/>
         <w:t>2ه .لدى القاضي محمد بن مبارك الدعيلج وكذلك الدعوى رقم (33286392) وتاريخ 8/6/1433ه</w:t>
         <w:br/>
-        <w:t>فنأتْسملا نهيب مت يذلا عيبلا لاطبإ امهف بلطو يديازلا دمحم نب حلاص يضاقلا ىدلو ةمكحملا تاذب</w:t>
+        <w:t>بذات المحكمة ولدى القاضي صالح بن محمد الزايدي وطلب فهما إبطال البيع الذي تم بيهن المسْتأنف</w:t>
         <w:br/>
         <w:t>ومورهما - والذي تضمن استلام مورث المدعي لقيمة الحصص المباعة وقد أثبتت المحكمة عقد البيع - المراد</w:t>
       </w:r>
@@ -662,7 +622,7 @@
       <w:r>
         <w:t>[المتن الفعلي: الوقائع / الأسباب / المنطوق] ===</w:t>
         <w:br/>
-        <w:t>لا سي</w:t>
+        <w:t>يس ال</w:t>
       </w:r>
     </w:p>
     <w:p>
@@ -705,7 +665,7 @@
         <w:br/>
         <w:t>القانونية بحق المتعاقدين وقضت برد الدعوى ( مرفق صورة الحكمين - مستند رقم1) وقد اكتسبت تلك</w:t>
         <w:br/>
-        <w:t>ةيراجتلا ةرئادلا نم يئاضقلا مكحلا ردص كلذك -ب . هب يضقملا ءيشلا ةيجح تزاحو ةتابلا ةفصلا ماكحألا</w:t>
+        <w:t>الأحكام الصفة الباتة وحازت حجية الشيء المقضي به . ب- كذلك صدر الحكم القضائي من الدائرة التجارية</w:t>
         <w:br/>
         <w:t>السابعة عشر الصادر برقم (185/17/2) وتاريخ 2/12/1432ه والذي أثبت تصالح المستأنف والمستأنف</w:t>
         <w:br/>
@@ -715,7 +675,7 @@
         <w:br/>
         <w:t>الطرف الأول - المستأنف- سواء بصفته شريك أو مدير للشركات محل الدعوى - ومنها شركة أحمد زيني</w:t>
         <w:br/>
-        <w:t>لماش ةمذ ًءاربإ حلصلاب جراختلا ربتعيو اهبس وا اهعون ناك امهم ةبلاظم يأب اهل ةعباتلا عورفلاو -ةيراجتلا</w:t>
+        <w:t>التجارية- والفروع التابعة لها بأي مظالبة مهما كان نوعها او سبها ويعتبر التخارج بالصلح إبراءً ذمة شامل</w:t>
         <w:br/>
         <w:t>ونهائي لذمة الطرف الأول وإسقاطاً لحقهم في أي مطلب او دعوى مهما كان نوعها او سبها في الماضي والحاضر</w:t>
         <w:br/>
@@ -733,13 +693,33 @@
         <w:br/>
         <w:t>2 مجلد (19ع20) بتاريخ 1434102110 (وكان توقيع المستأنف بنفسه وتخارجه من الشركة تالياً لتوقيع</w:t>
         <w:br/>
-        <w:t>هدلاول قباسلا جراختلل ًاقيدصت دعي امم . ًابيرقت تاونس ثالث يلاوحب يتيز سابع دمحأ موحرملا هدلاو جراختو</w:t>
+        <w:t>وتخارج والده المرحوم أحمد عباس زيتي بحوالي ثلاث سنوات تقريباً . مما يعد تصديقاً للتخارج السابق لوالده</w:t>
         <w:br/>
         <w:t>المرحوم . من نفس شركة أحمد زيني التجارية ) والذي ورد في تمهيده (... وحيث استوفى الطرف المتنازل حقه</w:t>
         <w:br/>
         <w:t>من الطرف المشتري الشريك الجديد في الشركة ويعتبر توقيع كل منهما بمثابة مخالصة تامة ونهائية وابراء</w:t>
-        <w:br/>
-        <w:t>يضقملا ءيشلا ةيجحل ةزئاح نايبلا ةفلاسلا ماكحألا كلت تناك املو -د (3مقر قفرم) (... يرتشملا فرطلا ةمذل</w:t>
+      </w:r>
+    </w:p>
+    <w:p>
+      <w:pPr>
+        <w:pStyle w:val="Heading2"/>
+        <w:jc w:val="right"/>
+        <w:bidi/>
+      </w:pPr>
+      <w:r>
+        <w:t>[الطلبات / المرفقات] ===</w:t>
+        <w:br/>
+        <w:t>لذمة الطرف المشتري ...) (مرفق رقم3) د- ولما كانت تلك الأحكام السالفة البيان حائزة لحجية الشيء المقضي</w:t>
+      </w:r>
+    </w:p>
+    <w:p>
+      <w:pPr>
+        <w:pStyle w:val="Heading2"/>
+        <w:jc w:val="right"/>
+        <w:bidi/>
+      </w:pPr>
+      <w:r>
+        <w:t>[المتن الفعلي: الوقائع / الأسباب / المنطوق] ===</w:t>
         <w:br/>
         <w:t>به ء وحيث نصت المادة (86) من نظام الإثبات على أنه (الأحكام التي حازت حجية الأمر المقضي حجةٌ فيما</w:t>
         <w:br/>
@@ -812,9 +792,9 @@
         <w:br/>
         <w:t>عليه بمحرّر عادي وناقش موضوعه أمام المحكمة فلا. يقبل منه أن ينكر بعد ذلك صحته). 2- ولما كان مفاد</w:t>
         <w:br/>
-        <w:t>وا طخلا راكنإ لاح ءانثتساب هدض مدقملا ةهجاوم يف ةيجحلا بستكي يداعلا ررحملا نا ةيماظنلا داوملا كلت</w:t>
-        <w:br/>
-        <w:t>لصألا ىقبي مث نمو عوضوملا يف ضوخلا لاح راكنإلا اذه يف قحلا طقسي هنا ىلع ةمصبلا وا متخلا وا ءاضمإلا</w:t>
+        <w:t>تلك المواد النظامية ان المحرر العادي يكتسب الحجية في مواجهة المقدم ضده باستثناء حال إنكار الخط او</w:t>
+        <w:br/>
+        <w:t>الإمضاء او الختم او البصمة على انه يسقط الحق في هذا الإنكار حال الخوض في الموضوع ومن ثم يبقى الأصل</w:t>
         <w:br/>
         <w:t>وهي الحجية في مواجهة من قدم ضده ., وتإنزال تلك المواد على وقائع الجلسات فإن الثابت من الحكم أن</w:t>
         <w:br/>
@@ -824,15 +804,15 @@
         <w:br/>
         <w:t>المتداعين بشأنه وخاض في الموضوع على نحو يسقط حق المستأنف ضده - المقدم في مواجهته العقد - في</w:t>
         <w:br/>
-        <w:t>ررحملا ةيجح ءاقب مث نمو ةمصبلا وا متخلا وا ءاضمإلا وأ طخلا راكنإ نم دقعلل ةيلكشلا بناوجلا يف نعطلا</w:t>
+        <w:t>الطعن في الجوانب الشكلية للعقد من إنكار الخط أو الإمضاء او الختم او البصمة ومن ثم بقاء حجية المحرر</w:t>
         <w:br/>
         <w:t>العادي وسرّيانه في مواجهة المستأنف ضده ء وعلى الرغم مما تقدم إلا أن الدائرة أغفلت تلك الحجية القاطعة</w:t>
         <w:br/>
-        <w:t>ةلدألل اهتلاحإ ليبس تكلسو . اهف قحلا طوقس مغر ريوزتلاب عفدلل تباجتساو اهنع اهناجب تأنو تضرعأو</w:t>
-        <w:br/>
-        <w:t>كسمتلا عم - :ًاعباس .ءاغلإلاو ضقنلاب ًايرح هلعجيو ماظنلا ةفلاخمب مكحلا بيعي امم اهتيجح مغر ةيئانجلا</w:t>
-        <w:br/>
-        <w:t>ةيماظنلا تاءارجإلا ذاختا مدعب ماظنلل مكحلا ةفلاخم - عيبلا دقع ىلع ريوزتلاب عفدلا يف قحلا طوقسب</w:t>
+        <w:t>وأعرضت ونأت بجانها عنها واستجابت للدفع بالتزوير رغم سقوط الحق فها . وسلكت سبيل إحالتها للأدلة</w:t>
+        <w:br/>
+        <w:t>الجنائية رغم حجيتها مما يعيب الحكم بمخالفة النظام ويجعله حرياً بالنقض والإلغاء. سابعاً: - مع التمسك</w:t>
+        <w:br/>
+        <w:t>بسقوط الحق في الدفع بالتزوير على عقد البيع - مخالفة الحكم للنظام بعدم اتخاذ الإجراءات النظامية</w:t>
         <w:br/>
         <w:t>للتحقيق في صحة عقد البيع كونه منتجاً جوهرباً في الدعوى ومخالفة المبادئ القضائية الصادرة من المحكمة</w:t>
         <w:br/>
@@ -840,11 +820,11 @@
         <w:br/>
         <w:t>بالتزوير وقد سلكت الدائرة إجراءات إحالة العقد للأدلة الجنائية حيث : أ- طلبت الدائرة من المدعى عليه</w:t>
         <w:br/>
-        <w:t>ًاديهمت ةيكنبلا ةيمسرلا تالماعتلا عقاو نم نيعادتملا ثروم عيقاوت نم ةددعتم خسنو دقعلا لصأ راضحإ</w:t>
-        <w:br/>
-        <w:t>ةسلج يفو يزكرملا كنبلل ةباتكلاب ةرئادلا تماق ه2/4/1444 ةسلجب -ب .ةيئانجلا ةلدألل دقعلا.ةلاحإل</w:t>
-        <w:br/>
-        <w:t>تادنتسملا ةقفر ةطرشلل قاروألا ةلاحإب ةرئادلا تماقو يزكرملا كنبلا نم تادنتسملا لاسرإ مت ه4</w:t>
+        <w:t>إحضار أصل العقد ونسخ متعددة من تواقيع مورث المتداعين من واقع التعاملات الرسمية البنكية تمهيداً</w:t>
+        <w:br/>
+        <w:t>لإحالة.العقد للأدلة الجنائية. ب- بجلسة 2/4/1444ه قامت الدائرة بالكتابة للبنك المركزي وفي جلسة</w:t>
+        <w:br/>
+        <w:t>4ه تم إرسال المستندات من البنك المركزي وقامت الدائرة بإحالة الأوراق للشرطة رفقة المستندات</w:t>
         <w:br/>
         <w:t>ةطرشب ةيئانجلا ةلدألا ريدم ةدافإ ةرئادلل درو ه10/11/1444 ةسلجيو -ج . يزكرملا كنبلا نم ةدراولا</w:t>
         <w:br/>
@@ -852,17 +832,17 @@
         <w:br/>
         <w:t>وعزلها وتحرزها بداخل ظرف مستقل". 1- وحيث نصت المادة (40) من نظام الإثبات: (إذا أنتكر من احتج عليه</w:t>
         <w:br/>
-        <w:t>مصخلا لظو .هب هملع ىفن وأ هبئان وأ هفلخ كلذ ركنأ وأ .هتمصب وأ همتخ وأ هءاضمإ وأ هطخ يداعلا رّوحملاب</w:t>
+        <w:t>بالمحوّر العادي خطه أو إمضاءه أو ختمه أو بصمته. أو أنكر ذلك خلفه أو نائبه أو نفى علمه به. وظل الخصم</w:t>
         <w:br/>
         <w:t>الآخر متمسكاً بالمحرّر. وكان المحرّر منتِجًا في النزاع . وم تكف وقائع الدعوى ومستنداتها في إقناع المحكمة</w:t>
         <w:br/>
-        <w:t>وأ دوهشلا عامسب وأ .ةاهاضملاب قيقحتلاب ةمكحملا رمأتف ؛ةمصبلا وأ متخلا وأ ءاضمإلا وأ طخلا ةحصب</w:t>
+        <w:t>بصحة الخط أو الإمضاء أو الختم أو البصمة؛ فتأمر المحكمة بالتحقيق بالمضاهاة. أو بسماع الشهود أو</w:t>
         <w:br/>
         <w:t>بكلهما . وفقاً للقواعد والإجراءات المنصوص علها في هذا النظام , ولا.تسمع الشهادة إلا.فيما يتعلق بإثبات</w:t>
         <w:br/>
         <w:t>حصول الكتابة أو الإمضاء أو الختم أو البصمة على المحرّر). 2- وحيث أن مفاد تلك المادة أنه إذا اتخذ الخصم</w:t>
         <w:br/>
-        <w:t>لّصفت نا اهلع نيعتو ةمكحملا ىلع نعطلا حرط هدهاوش نلعأو ريوزتلا نطاوم ددحو ريوزتلاب نعظلا تاءارجإ</w:t>
+        <w:t>إجراءات الظعن بالتزوير وحدد مواطن التزوير وأعلن شواهده طرح الطعن على المحكمة وتعين علها ان تفصّل</w:t>
         <w:br/>
         <w:t>فيه وهي غير ملزمة بتحقيقه إلا إذا كانت وقائع الدعوى ومستنداتها ولم تتضمن ما يكفي للقضاء بصحة</w:t>
       </w:r>
@@ -886,7 +866,7 @@
       <w:r>
         <w:t>[المتن الفعلي: الوقائع / الأسباب / المنطوق] ===</w:t>
         <w:br/>
-        <w:t>لا سي</w:t>
+        <w:t>يس ال</w:t>
       </w:r>
     </w:p>
     <w:p>
@@ -931,9 +911,9 @@
         <w:br/>
         <w:t>تسيغ لها ذلك ولا يُعاب في ذلك على تقدير محكمة الموضوع للأدلة بغية الوصول لنتيجة منتجة في الدعوى .</w:t>
         <w:br/>
-        <w:t>ةلدألا ةرادإ باطخ لابقتساب تفتكا ةرئادلا نا-الإ ىوعدلا يف ررحملل يرهوجلا ريثأتلا نم مغرلا ىلعو 3-</w:t>
-        <w:br/>
-        <w:t>يف جتنملا ررحملا اذه يف تبلل ةليفكلاو ةمزاللا ةيماظنلا تاءارجإلا رجت ملو يلصألا دقعلا بلظب ةيئانجلا</w:t>
+        <w:t>3- وعلى الرغم من التأثير الجوهري للمحرر في الدعوى إلا-ان الدائرة اكتفت باستقبال خطاب إدارة الأدلة</w:t>
+        <w:br/>
+        <w:t>الجنائية بظلب العقد الأصلي ولم تجر الإجراءات النظامية اللازمة والكفيلة للبت في هذا المحرر المنتج في</w:t>
         <w:br/>
         <w:t>الدعوى ولم تقم بما اجازه لها النظام في هذا الشأن من حق التحقيق بالمضاهاة أو سماع الشهود فالدائرة</w:t>
         <w:br/>
@@ -945,13 +925,13 @@
         <w:br/>
         <w:t>0 حصة إلى السيد أسامة احمد عباس زيني الذي قبل هذا التنازل . واستوفى الطرف المتنازل حقه من</w:t>
         <w:br/>
-        <w:t>ةمذل ءاربإو ةيئاهنو ةمات ةصلاخم ةباثمب امهنم لك عيقوت ربتعيو ةكرشلا يف ديدجلا كيرشلا يرتشملا فرطلا</w:t>
-        <w:br/>
-        <w:t>ةدج ةظفاحمب ةيعانصلا ةيراجتلا ةفرغلا ىدل لدعلا بتاك قيرط نع تاعيقوتلا قيثوت مت دقو (...يرتشملا</w:t>
+        <w:t>الطرف المشتري الشريك الجديد في الشركة ويعتبر توقيع كل منهما بمثابة مخالصة تامة ونهائية وإبراء لذمة</w:t>
+        <w:br/>
+        <w:t>المشتري...) وقد تم توثيق التوقيعات عن طريق كاتب العدل لدى الغرفة التجارية الصناعية بمحافظة جدة</w:t>
         <w:br/>
         <w:t>برقم (275) صحيفة (172) مجلد (8/ع/ر) وتاريخ 16/10/1431ه وهو محرر رسمي يندرج تحت الأدلة</w:t>
         <w:br/>
-        <w:t>صصتخلا ةميق لماكل يعدملا ثروم مالتسا تابثإو عيبلا ةحص تابثإل يفكي وهو ةنيرقلا نم:ىوتقأو ةغمادلا</w:t>
+        <w:t>الدامغة وأقتوى:من القرينة وهو يكفي لإثبات صحة البيع وإثبات استلام مورث المدعي لكامل قيمة الختصص</w:t>
         <w:br/>
         <w:t>المتنازل عليها. ب- كما ان ما يثبت صحة عقد البيع - المزعوم تزويره - هو الدعوى الراهنة التي أقامها</w:t>
         <w:br/>
@@ -973,17 +953,37 @@
         <w:br/>
         <w:t>القضائية الصادرة غن المحكمة العليا يندرج تحت مخالفة النظام ونصت على أنه (إذا كان محل الاعتراض</w:t>
         <w:br/>
-        <w:t>اياضق يف ايلعلا ةمكحملا رئاود ىدحإ هب تذخأ وأ ءايلعلا ةمكحملا نم رداَص يئاضق أدبمل مكحلا ةفلاخم</w:t>
-        <w:br/>
-        <w:t>نيعتيو ضقنلاب ًايرح هلعجيو ماظنلا ةفلاخمب مكحلا بيعي امم, (ماظنلا ةفلاخمل اًضارتعا َدُع ,ةقباس</w:t>
-        <w:br/>
-        <w:t>ةيماتخلا تابلطلاب ةربعلا) نا ًءاضضق ررقملا نم ناك امل .1-موِصَخلا هبلطي امم رثكأب مكحلا :ًانماث .هءاغلإ</w:t>
+        <w:t>مخالفة الحكم لمبدأ قضائي صَادر من المحكمة العلياء أو أخذت به إحدى دوائر المحكمة العليا في قضايا</w:t>
+        <w:br/>
+        <w:t>سابقة, عُدَ اعتراضًا لمخالفة النظام) ,مما يعيب الحكم بمخالفة النظام ويجعله حرياً بالنقض ويتعين</w:t>
+      </w:r>
+    </w:p>
+    <w:p>
+      <w:pPr>
+        <w:pStyle w:val="Heading2"/>
+        <w:jc w:val="right"/>
+        <w:bidi/>
+      </w:pPr>
+      <w:r>
+        <w:t>[الطلبات / المرفقات] ===</w:t>
+        <w:br/>
+        <w:t>إلغاءه. ثامناً: الحكم بأكثر مما يطلبه الخَصِوم.1- لما كان من المقرر قضضاءً ان (العبرة بالطلبات الختامية</w:t>
+      </w:r>
+    </w:p>
+    <w:p>
+      <w:pPr>
+        <w:pStyle w:val="Heading2"/>
+        <w:jc w:val="right"/>
+        <w:bidi/>
+      </w:pPr>
+      <w:r>
+        <w:t>[المتن الفعلي: الوقائع / الأسباب / المنطوق] ===</w:t>
         <w:br/>
         <w:t>المقدمة من المدعي) (الحكم الصادر من الدائرة الثامنة عشرة بالقضية رقم ‎51/١91797‏ لعام 5454اهء</w:t>
         <w:br/>
-        <w:t>521.5057910 مقر ةيضقلاب رداصلا مكحخلا ‏ءه555١ ماعل ‏2517/.57657٠.95‎ مقر ةيضقلاب رداصلا مكحلا</w:t>
-        <w:br/>
-        <w:t>- مكحلا نم نيبلا ناك املو 2- . ‏(ه555١ ماعل 551.59175709 مقر ةيضقلاب رداصلا مكحلا ‏ءه١ 545 ماعل</w:t>
+        <w:t>الحكم الصادر بالقضية رقم ‎2517/.57657٠.95‏ لعام 555١هء‏ الخحكم الصادر بالقضية رقم 521.5057910</w:t>
+        <w:br/>
+        <w:t>لعام 545 ١هء‏ الحكم الصادر بالقضية رقم 551.59175709 لعام 555١ه)‏ . 2- ولما كان البين من الحكم -</w:t>
         <w:br/>
         <w:t>محل الاعتراض - أن المدعي قد حصر طلباته الختامية في (الصفحة 3) بما دونته الدائرة نصاً (انتبى المدعي</w:t>
         <w:br/>
@@ -1011,7 +1011,7 @@
       <w:r>
         <w:t>[المتن الفعلي: الوقائع / الأسباب / المنطوق] ===</w:t>
         <w:br/>
-        <w:t>لا سي</w:t>
+        <w:t>يس ال</w:t>
       </w:r>
     </w:p>
     <w:p>
@@ -1072,27 +1072,27 @@
       <w:r>
         <w:t>[المتن الفعلي: الوقائع / الأسباب / المنطوق] ===</w:t>
         <w:br/>
-        <w:t>رارق يمسرلا ررحملل ةرئادلا لافغإ :ًاعسات .ءاغلإلاب ًايرح هلعجيو روصقلاب مكحلا بيعي امم ء هدض فنأتسملا</w:t>
-        <w:br/>
-        <w:t>مكحلا نم تباثلا نأ ثيح 1- هتيجحو نييعدملا ثروم لزانتل تبثملاو ةيماظنلا هناكرأل لمتكملا ءاكرشلا</w:t>
+        <w:t>المستأنف ضده ء مما يعيب الحكم بالقصور ويجعله حرياً بالإلغاء. تاسعاً: إغفال الدائرة للمحرر الرسمي قرار</w:t>
+        <w:br/>
+        <w:t>الشركاء المكتمل لأركانه النظامية والمثبت لتنازل مورث المدعيين وحجيته 1- حيث أن الثابت من الحكم</w:t>
         <w:br/>
         <w:t>ومذكرات المستأنف الجوابية أنه ومنذ بداية الدعوى وتمسك المستأنف بقرار الشركاء الموقع من المستأنف</w:t>
         <w:br/>
-        <w:t>لماك نع عيبلاب لزانت ينيز سابع دمحأ ديسلا) ًاصن نمضت يذلاو -ةيلقعلا هاوق لماكب ب نيعادتملا ثرومو</w:t>
+        <w:t>ومورث المتداعين ب بكامل قواه العقلية- والذي تضمن نصاً (السيد أحمد عباس زيني تنازل بالبيع عن كامل</w:t>
         <w:br/>
         <w:t>حصصه بالشركة وعددها 450 حصة إلى السيد أسامة احمد عباس زيني الذي قبل هذا التنازل . وحيث</w:t>
         <w:br/>
         <w:t>استوفى الطرف المتنازل حقه مَنِ الطرف المشتري الشريك الجديد في الشركة ويعتبر توقيع كل منهما بمثابة</w:t>
         <w:br/>
-        <w:t>ةرازو لبق نم ققدملاو (.... مقر دنتسم - ءاكرشلا رارق قفرم) (... يرتشملا ةمذل ءاربإو ةيئاهنو ةمات ةصلاخم</w:t>
-        <w:br/>
-        <w:t>(172) ةفيحص (275) مقرب ةدج ةظفاحمب ةيعانصلا ةيراجتلا ةفرغلا ىدل لدعلا ةباتك مامأ تبثملاو ةراجتلا</w:t>
+        <w:t>مخالصة تامة ونهائية وإبراء لذمة المشتري ...) (مرفق قرار الشركاء - مستند رقم ....) والمدقق من قبل وزارة</w:t>
+        <w:br/>
+        <w:t>التجارة والمثبت أمام كتابة العدل لدى الغرفة التجارية الصناعية بمحافظة جدة برقم (275) صحيفة (172)</w:t>
         <w:br/>
         <w:t>مجلد (8/ع/ر) وتاريخ 16/10/1431ه . حي ث أن المادة (25) من نظام الإثبات قد عرفت المحرر الرسمي أنه</w:t>
         <w:br/>
         <w:t>(المحرّر الرسمي هو الذي يثبت فيه موظف عام أو شخص مكلف بخدمة عامة, ما تم على يديه أو ما تلقاه من</w:t>
         <w:br/>
-        <w:t>.يمسرلا ررحملا ةفص هبسكي يذلا رمألا (هصاصتخاو هتطلس دودح يفو ةيماظنلا عاضوألل ًاقبط .نأشلا يوذ</w:t>
+        <w:t>ذوي الشأن. طبقاً للأوضاع النظامية وفي حدود سلطته واختصاصه) الأمر الذي يكسبه صفة المحرر الرسمي.</w:t>
         <w:br/>
         <w:t>2- كما نصت المادة (26) من ذات النظام على أن (المحرّر الرسمي حجة على الكافة بما دون فيه من أمور قام</w:t>
         <w:br/>
@@ -1104,7 +1104,7 @@
         <w:br/>
         <w:t>خالفت ما استقر عليه قضاء الاستئناف الذي أرمى مبدأ (وحيث إن هذا المستند هو مستند رسمي وهو حجة.</w:t>
         <w:br/>
-        <w:t>ىلع ةجح يمسرلا ررحملا" :اهصنو تابثإلا ماظن نم نوربشعلاو ةسداسلا ةداملا نم ىلوألا ةرقفلا ىلع ءانب</w:t>
+        <w:t>بناء على الفقرة الأولى من المادة السادسة والعشبرون من نظام الإثبات ونصها: "المحرر الرسمي حجة على</w:t>
         <w:br/>
         <w:t>الكافة بما دون فيه من أمور قام بها محرره في حدود مهمّته. أو حدثت من ذوي الشأن في حضوره؛ ما لم يثبت</w:t>
         <w:br/>
@@ -1126,7 +1126,7 @@
         <w:br/>
         <w:t>الدعوىء بعد إنكار المدعى علهم ذلكء. مما تنتبي معه الدائرة إلى رفض الدعوى) (الحكم الصادر من الدائرة</w:t>
         <w:br/>
-        <w:t>‏٠59‎ مقر ةيضقلاب ىلوألا ةيراجتلا ةرئادلا.نم قدصملا ‏ءه١.44١ ماعل 0.79 مقر ةيضقلاب ةيناثلا ةيراجتلا</w:t>
+        <w:t>التجارية الثانية بالقضية رقم 0.79 لعام ١.44١هء‏ المصدق من.الدائرة التجارية الأولى بالقضية رقم ‎٠59‏</w:t>
         <w:br/>
         <w:t>‏لعام ١55١ه).ء‏ ولما كان الثابت من وقائع الدعوى أن طرفي البيع قد وافقا وارتضيا على البيع وتوافر الإيجاب</w:t>
         <w:br/>
@@ -1134,7 +1134,7 @@
         <w:br/>
         <w:t>والمستأنف بشأن عدم استلام قيمة تلك الحصص الامر الذي يثبت معه صحة البيع وسريان آثاره النظامية</w:t>
         <w:br/>
-        <w:t>لطابلاب سانلا لاومأ لكأ ليبق نم دعي هعفد ةداعإ نوكل غلبملا تاذب ةبلاطملا زاوج مدعو هيلع ةبترتملا</w:t>
+        <w:t>المترتبة عليه وعدم جواز المطالبة بذات المبلغ لكون إعادة دفعه يعد من قبيل أكل أموال الناس بالباطل</w:t>
       </w:r>
     </w:p>
     <w:p>
@@ -1156,7 +1156,7 @@
       <w:r>
         <w:t>[المتن الفعلي: الوقائع / الأسباب / المنطوق] ===</w:t>
         <w:br/>
-        <w:t>لا سيم</w:t>
+        <w:t>ميس ال</w:t>
       </w:r>
     </w:p>
     <w:p>
@@ -1171,7 +1171,7 @@
         </w:rPr>
         <w:t>| لس يلت سد ‎١‏ 0</w:t>
         <w:br/>
-        <w:t>ينيز دمحا ةكرش ةيفصت ةرئادلا لافغإ :ًارشاع .(لظابلاب مكنيب مكلاومأ اولكأتالو) ىلاعت هلوقل ةفلاخملاب</w:t>
+        <w:t>بالمخالفة لقوله تعالى (ولاتأكلوا أموالكم بينكم بالباظل). عاشراً: إغفال الدائرة تصفية شركة احمد زيني</w:t>
         <w:br/>
         <w:t>التجارية وعدم جواز المطالبة بالحصص المتعلقة بها تجاهل حكم محكمة أول درجة . أن شركة أحمد زيني</w:t>
         <w:br/>
@@ -1207,7 +1207,7 @@
       <w:r>
         <w:t>[المتن الفعلي: الوقائع / الأسباب / المنطوق] ===</w:t>
         <w:br/>
-        <w:t>ىوعدلا يف يأرلا هجو يف يرهوجلا هريثأت مغر كلذ تابثإل ةليفكلا تاءارجإلا ذاختا مدعو صصحلا غلبم عفدب</w:t>
+        <w:t>بدفع مبلغ الحصص وعدم اتخاذ الإجراءات الكفيلة لإثبات ذلك رغم تأثيره الجوهري في وجه الرأي في الدعوى</w:t>
         <w:br/>
         <w:t>ومخالفة الحكم للشريعة لكونه سيترتب عليه دفع المبلغ مرتين مما يعد من قبل اكل أموال الناس بالباطل</w:t>
         <w:br/>
@@ -1221,9 +1221,9 @@
         <w:br/>
         <w:t>فها في المملكة . وذلك.مقنابل مبلغ (120.000.000ريال) مائة وعشرون مليون ريال تم سدادها من خلال سداد</w:t>
         <w:br/>
-        <w:t>تفوتسا دقو نويدلا كلت نم نيد لكب ةصاخلا ةيكنبلا هتاباسح يف غلابملا عاَدَيِإ لالخ نم كونبلل هدلاو نويد</w:t>
-        <w:br/>
-        <w:t>رداصلا ةماعلا ةمكحملا ةيضق يف تاونس لبق ةمكحملل تمدقو . غلاّبملا كلت عاديإ درجمب اهقوقح كونبلا</w:t>
+        <w:t>ديون والده للبنوك من خلال إِيَدَاع المبالغ في حساباته البنكية الخاصة بكل دين من تلك الديون وقد استوفت</w:t>
+        <w:br/>
+        <w:t>البنوك حقوقها بمجرد إيداع تلك المبّالغ . وقدمت للمحكمة قبل سنوات في قضية المحكمة العامة الصادر</w:t>
         <w:br/>
         <w:t>بشأنه من قبل القاضي الزايدي. وحيث ان البيّن من هذا الدفع انه دفعاً جوهرياً ومنتج في تلك الدعوى حيث</w:t>
         <w:br/>
@@ -1231,17 +1231,17 @@
         <w:br/>
         <w:t>شأنها إثبات هذا الدفع من عدمه وعلى سبيل المثال لا الحضر: 1- مخاطبة مؤسسة النقد السعودي</w:t>
         <w:br/>
-        <w:t>كلت نم نيد لكب ةصاخلا ةيكنبلا هتاباسح يف غلابملا عاديإو غلبملا دادسب فنأتسملا ماق اذا امع مالعتسالل</w:t>
-        <w:br/>
-        <w:t>ةمكحملا ةبطاخم 2- . همدع نم هدلاو نع ةعوفدملا فنأتسملا نم اهقوقحل نويدلا ءافيتسا ىدمو نويدلا</w:t>
+        <w:t>للاستعلام عما اذا قام المستأنف بسداد المبلغ وإيداع المبالغ في حساباته البنكية الخاصة بكل دين من تلك</w:t>
+        <w:br/>
+        <w:t>الديون ومدى استيفاء الديون لحقوقها من المستأنف المدفوعة عن والده من عدمه . 2- مخاطبة المحكمة</w:t>
         <w:br/>
         <w:t>العامة بمحافظة,جدة في الدائرة ناظرة الدعوى رقم (33286392) وتاريخ 8/6/1433ه لطلب المستندات</w:t>
         <w:br/>
         <w:t>المحاسبية المقدمة في تلك الدعوى لكونها في حوزة الدائرة. إلا ان الدائرة أغفلت تلك الإجراءات وترتب على ذلك</w:t>
         <w:br/>
-        <w:t>مكحلا اذه ناك املو . ىرخأ ةرم غلابملا كلت عفدب فنأتسملا مازلإب -ضارتعالا لحم - مكحلا رودص لافغإلا</w:t>
-        <w:br/>
-        <w:t>ًايرح هلعجيو ةيمالسإلا ةعيرشلا ةفلاخمو روصقلاب مكحلا بيعي امم لطابلاب سانلا لاومأ لكأ ليبق نم دعي</w:t>
+        <w:t>الإغفال صدور الحكم - محل الاعتراض- بإلزام المستأنف بدفع تلك المبالغ مرة أخرى . ولما كان هذا الحكم</w:t>
+        <w:br/>
+        <w:t>يعد من قبيل أكل أموال الناس بالباطل مما يعيب الحكم بالقصور ومخالفة الشريعة الإسلامية ويجعله حرياً</w:t>
       </w:r>
     </w:p>
     <w:p>
@@ -1348,7 +1348,7 @@
         <w:br/>
         <w:t>(1007056847) وهي تستحق مبلغ وقدره (27.651.219 ريال) سبعة وعشرون مليوناً وستمائة وواحد و</w:t>
         <w:br/>
-        <w:t>هردقو غلبم ةقحتسملاو نيعادتملا ثروم اهب ىصوأ يتلاو ةيصولا 3- لاير رشع ةعست و ناتئمو ًافلأ نوسمخا</w:t>
+        <w:t>اخمسون ألفاً ومئتان و تسعة عشر ريال 3- الوصية والتي أوصى بها مورث المتداعين والمستحقة مبلغ وقدره</w:t>
         <w:br/>
         <w:t>(110.672.379 ريال) مئة و عشرة مليون وستمئة واثنان وسبعون ألفاً وثلاثمئة و تسعة و سبعون ربالا</w:t>
         <w:br/>
@@ -1398,11 +1398,11 @@
         <w:br/>
         <w:t>زيادة الإيضاح أقول: أولاً: أن دفع المدعى عليه بعدم جواز النظر لسبق الفصل فها لا يصح ولا محل له. وذلك</w:t>
         <w:br/>
-        <w:t>ةكولقملا ةصحلا ىلع عقو امنإ روكذملا حلصلاو .ينيز دمحأ يلكوم ثروم كلم يه ىوعدلا لحم"ةصحلا نأل</w:t>
+        <w:t>لأن الحصة"محل الدعوى هي ملك مورث موكلي أحمد زيني. والصلح المذكور إنما وقع على الحصة المقلوكة</w:t>
         <w:br/>
         <w:t>لموكلي في الشركة آنذاك. ولم. يكن المورث طرفاً في تلك الدعوىء واستناداً إلى المادة 87 من نظام الإثبات, والتي</w:t>
         <w:br/>
-        <w:t>هتاذ قحلاب قلعتو مهتافص ريغتت نأ نود موصخلا نيب ماق عازن يف.الإ ةيجحلا ماكحألا كلتل نوكت .الو) :تصن</w:t>
+        <w:t>نصت: (ولا. تكون لتلك الأحكام الحجية إلا.في نزاع قام بين الخصوم دون أن تتغير صفاتهم وتعلق بالحق ذاته</w:t>
         <w:br/>
         <w:t>محلاًوسبباً). وبالنظر في هذه المادة يتضح أن الصلح وقع على الحصة المملوكة للموكل وليس على حصص</w:t>
         <w:br/>
@@ -1438,7 +1438,7 @@
       <w:r>
         <w:t>[المتن الفعلي: الوقائع / الأسباب / المنطوق] ===</w:t>
         <w:br/>
-        <w:t>يذلاو هل ةمكحملا فيلكت دعب ةلازغ وبأ ىلالط بساحملا لبق نم اهمييقت مت.عازنلا لحم ةكرشلا صصح</w:t>
+        <w:t>حصص الشركة محل النزاع.تم تقييمها من قبل المحاسب طلالى أبو غزالة بعد تكليف المحكمة له والذي</w:t>
       </w:r>
     </w:p>
     <w:p>
@@ -1486,7 +1486,7 @@
         <w:br/>
         <w:t>ل ل كا</w:t>
         <w:br/>
-        <w:t>تطل مح ا: ‏رع'١١ 331 لا</w:t>
+        <w:t>ال 331 ١١'عر‏ :ا حم لطت</w:t>
         <w:br/>
         <w:t>1 م ادن</w:t>
       </w:r>
@@ -1550,7 +1550,7 @@
         <w:br/>
         <w:t>من وكيل المدعي ولم يطلع أيضا على جواب وكيل المدعيّ على لائحة الاعتراض المقدمة منا كوكلاءء عن المدعى</w:t>
         <w:br/>
-        <w:t>جارداو مايأ5 ةدم لالخ تاركذملا لدابتب نيفرطلا ةرئادلا تمهفأف ةباجإلا ميدقتو كلذل لاهمالا بلطنو هيلع</w:t>
+        <w:t>عليه ونطلب الامهال لذلك وتقديم الإجابة فأفهمت الدائرة الطرفين بتبادل المذكرات خلال مدة 5أيام وادراج</w:t>
         <w:br/>
         <w:t>مايقدمانهفي البرنامج القضائي فإن تعذر فعبر بريد الدائرة الالكتروني بريد الدائرة -لع[-مم23</w:t>
         <w:br/>
@@ -1558,21 +1558,41 @@
         <w:br/>
         <w:t>لل طلطراق القضية 7 00س</w:t>
         <w:br/>
-        <w:t>9 5 مدعتلا</w:t>
-        <w:br/>
-        <w:t>عيقوتلا ىماحم ةفصلا بلا علاص بلاط يلع</w:t>
-        <w:br/>
-        <w:t>عيقوتلا ىماحم ةفصلا عريدسلا ا تاميلس</w:t>
-        <w:br/>
-        <w:t>9 5 معبرا</w:t>
-        <w:br/>
-        <w:t>عيقوتلا لعد -- يلعثلا رينم نب زاوف دمحم</w:t>
+        <w:t>التعدم 5 9</w:t>
+      </w:r>
+    </w:p>
+    <w:p>
+      <w:pPr>
+        <w:pStyle w:val="Heading2"/>
+        <w:jc w:val="right"/>
+        <w:bidi/>
+      </w:pPr>
+      <w:r>
+        <w:t>[بيانات الأطراف: المدعي / المدعى عليه / الحاضرون] ===</w:t>
+        <w:br/>
+        <w:t>علي طالب صالع الب الصفة محامى التوقيع</w:t>
+        <w:br/>
+        <w:t>سليمات ا السديرع الصفة محامى التوقيع</w:t>
+      </w:r>
+    </w:p>
+    <w:p>
+      <w:pPr>
+        <w:pStyle w:val="Heading2"/>
+        <w:jc w:val="right"/>
+        <w:bidi/>
+      </w:pPr>
+      <w:r>
+        <w:t>[المتن الفعلي: الوقائع / الأسباب / المنطوق] ===</w:t>
+        <w:br/>
+        <w:t>اربعم 5 9</w:t>
+        <w:br/>
+        <w:t>محمد فواز بن منير الثعلي -- دعل التوقيع</w:t>
         <w:br/>
         <w:t>للد هوقيع أعضاء الدائرة 333333770707277 هسبح</w:t>
         <w:br/>
-        <w:t>00 ةفمملا ص</w:t>
-        <w:br/>
-        <w:t>عيقوتلا يناثلا وضعلا يرمشلا يلع نب نمحرلادبع</w:t>
+        <w:t>ص الممفة 00</w:t>
+        <w:br/>
+        <w:t>عبدالرحمن بن علي الشمري العضو الثاني التوقيع</w:t>
       </w:r>
     </w:p>
     <w:sectPr>

--- a/zaini_case_audit_output/outputs/word/documents/112_ضبط جلسة رقم 34 يوم 12-02-1445 هـ للقضية رقم 42824717.docx
+++ b/zaini_case_audit_output/outputs/word/documents/112_ضبط جلسة رقم 34 يوم 12-02-1445 هـ للقضية رقم 42824717.docx
@@ -269,7 +269,7 @@
         <w:br/>
         <w:t>(مرفق صك الحكم) وفي فترة الشك والريبة وثناء نظر دعوى الولي المشار إلها اعلاه استغل المدعى عليه</w:t>
         <w:br/>
-        <w:t>ةكرش يف هصصح عيب يف هنع عيقوتلاب ماقو 00:ةكاد هّللا همحري 0:لةكا يلكوم ثروم نم هل ةحونمملا تالاكولا</w:t>
+        <w:t>الوكالات الممنوحة له من مورث موكلي اكةل0: يرحمه اللّه داكة00: وقام بالتوقيع عنه في بيع حصصه في شركة</w:t>
         <w:br/>
         <w:t>احمد زيني التجارية (ذات مسئولية محدودة) سجل تجاري رقم 4030196102 من مورث موكلي اىة20:</w:t>
         <w:br/>
@@ -905,7 +905,7 @@
         <w:br/>
         <w:t>دائرة الاستئناف الثانية رقم القضية: ‎2574051١1‏ رقمالجلسة: ‎١‏ ---5</w:t>
         <w:br/>
-        <w:t>قرطلا ةفاكب اهريوزت وأ ةقرولا ةحص تابثإ زوجيؤريوزتلاب ءاعدالا قيقحت ىلوتت ذئنيحو هريوزت وا ررحملا</w:t>
+        <w:t>المحرر او تزويره وحينئذ تتولى تحقيق الادعاء بالتزويرؤيجوز إثبات صحة الورقة أو تزويرها بكافة الطرق</w:t>
         <w:br/>
         <w:t>القانونية ومنها القرائن القضائية حيث يجوز للمحكمة إثبات صحة العقد من عدمه حال وجود اعتبارات</w:t>
         <w:br/>
